--- a/Labs/Lab2/Lab2Task1.docx
+++ b/Labs/Lab2/Lab2Task1.docx
@@ -2417,36 +2417,91 @@
                 <w:lang w:val="en-US"/>
               </w:rPr>
             </w:pPr>
-          </w:p>
-        </w:tc>
-        <w:tc>
-          <w:tcPr>
-            <w:tcW w:w="3115" w:type="dxa"/>
-          </w:tcPr>
-          <w:p>
-            <w:pPr>
-              <w:rPr>
-                <w:rFonts w:ascii="Times New Roman" w:hAnsi="Times New Roman" w:cs="Times New Roman"/>
-                <w:sz w:val="24"/>
-                <w:szCs w:val="24"/>
-                <w:lang w:val="en-US"/>
-              </w:rPr>
-            </w:pPr>
-          </w:p>
-        </w:tc>
-        <w:tc>
-          <w:tcPr>
-            <w:tcW w:w="3115" w:type="dxa"/>
-          </w:tcPr>
-          <w:p>
-            <w:pPr>
-              <w:rPr>
-                <w:rFonts w:ascii="Times New Roman" w:hAnsi="Times New Roman" w:cs="Times New Roman"/>
-                <w:sz w:val="24"/>
-                <w:szCs w:val="24"/>
-                <w:lang w:val="en-US"/>
-              </w:rPr>
-            </w:pPr>
+            <w:r>
+              <w:rPr>
+                <w:rFonts w:ascii="Times New Roman" w:hAnsi="Times New Roman" w:cs="Times New Roman"/>
+                <w:sz w:val="24"/>
+                <w:szCs w:val="24"/>
+                <w:lang w:val="en-US"/>
+              </w:rPr>
+              <w:t>login = Fa</w:t>
+            </w:r>
+          </w:p>
+        </w:tc>
+        <w:tc>
+          <w:tcPr>
+            <w:tcW w:w="3115" w:type="dxa"/>
+          </w:tcPr>
+          <w:p>
+            <w:pPr>
+              <w:rPr>
+                <w:rFonts w:ascii="Times New Roman" w:hAnsi="Times New Roman" w:cs="Times New Roman"/>
+                <w:sz w:val="24"/>
+                <w:szCs w:val="24"/>
+              </w:rPr>
+            </w:pPr>
+            <w:r>
+              <w:rPr>
+                <w:rFonts w:ascii="Times New Roman" w:hAnsi="Times New Roman" w:cs="Times New Roman"/>
+                <w:sz w:val="24"/>
+                <w:szCs w:val="24"/>
+              </w:rPr>
+              <w:t xml:space="preserve">Ошибка </w:t>
+            </w:r>
+            <w:r>
+              <w:rPr>
+                <w:rFonts w:ascii="Times New Roman" w:hAnsi="Times New Roman" w:cs="Times New Roman"/>
+                <w:sz w:val="24"/>
+                <w:szCs w:val="24"/>
+              </w:rPr>
+              <w:t>заполнения полей данных</w:t>
+            </w:r>
+            <w:r>
+              <w:rPr>
+                <w:rFonts w:ascii="Times New Roman" w:hAnsi="Times New Roman" w:cs="Times New Roman"/>
+                <w:sz w:val="24"/>
+                <w:szCs w:val="24"/>
+              </w:rPr>
+              <w:t>.</w:t>
+            </w:r>
+          </w:p>
+        </w:tc>
+        <w:tc>
+          <w:tcPr>
+            <w:tcW w:w="3115" w:type="dxa"/>
+          </w:tcPr>
+          <w:p>
+            <w:pPr>
+              <w:rPr>
+                <w:rFonts w:ascii="Times New Roman" w:hAnsi="Times New Roman" w:cs="Times New Roman"/>
+                <w:sz w:val="24"/>
+                <w:szCs w:val="24"/>
+              </w:rPr>
+            </w:pPr>
+            <w:r>
+              <w:rPr>
+                <w:rFonts w:ascii="Times New Roman" w:hAnsi="Times New Roman" w:cs="Times New Roman"/>
+                <w:sz w:val="24"/>
+                <w:szCs w:val="24"/>
+              </w:rPr>
+              <w:t>Вылетело уведомление об ошибке</w:t>
+            </w:r>
+            <w:r>
+              <w:rPr>
+                <w:rFonts w:ascii="Times New Roman" w:hAnsi="Times New Roman" w:cs="Times New Roman"/>
+                <w:sz w:val="24"/>
+                <w:szCs w:val="24"/>
+              </w:rPr>
+              <w:t xml:space="preserve">: </w:t>
+            </w:r>
+            <w:r>
+              <w:rPr>
+                <w:rFonts w:ascii="Times New Roman" w:hAnsi="Times New Roman" w:cs="Times New Roman"/>
+                <w:sz w:val="24"/>
+                <w:szCs w:val="24"/>
+              </w:rPr>
+              <w:t>Не все поля заполнены</w:t>
+            </w:r>
           </w:p>
         </w:tc>
       </w:tr>
@@ -2464,36 +2519,146 @@
                 <w:lang w:val="en-US"/>
               </w:rPr>
             </w:pPr>
-          </w:p>
-        </w:tc>
-        <w:tc>
-          <w:tcPr>
-            <w:tcW w:w="3115" w:type="dxa"/>
-          </w:tcPr>
-          <w:p>
-            <w:pPr>
-              <w:rPr>
-                <w:rFonts w:ascii="Times New Roman" w:hAnsi="Times New Roman" w:cs="Times New Roman"/>
-                <w:sz w:val="24"/>
-                <w:szCs w:val="24"/>
-                <w:lang w:val="en-US"/>
-              </w:rPr>
-            </w:pPr>
-          </w:p>
-        </w:tc>
-        <w:tc>
-          <w:tcPr>
-            <w:tcW w:w="3115" w:type="dxa"/>
-          </w:tcPr>
-          <w:p>
-            <w:pPr>
-              <w:rPr>
-                <w:rFonts w:ascii="Times New Roman" w:hAnsi="Times New Roman" w:cs="Times New Roman"/>
-                <w:sz w:val="24"/>
-                <w:szCs w:val="24"/>
-                <w:lang w:val="en-US"/>
-              </w:rPr>
-            </w:pPr>
+            <w:r>
+              <w:rPr>
+                <w:rFonts w:ascii="Times New Roman" w:hAnsi="Times New Roman" w:cs="Times New Roman"/>
+                <w:sz w:val="24"/>
+                <w:szCs w:val="24"/>
+                <w:lang w:val="en-US"/>
+              </w:rPr>
+              <w:t xml:space="preserve">login = Fa, password = </w:t>
+            </w:r>
+            <w:proofErr w:type="spellStart"/>
+            <w:r>
+              <w:rPr>
+                <w:rFonts w:ascii="Times New Roman" w:hAnsi="Times New Roman" w:cs="Times New Roman"/>
+                <w:sz w:val="24"/>
+                <w:szCs w:val="24"/>
+                <w:lang w:val="en-US"/>
+              </w:rPr>
+              <w:t>asd</w:t>
+            </w:r>
+            <w:proofErr w:type="spellEnd"/>
+            <w:r>
+              <w:rPr>
+                <w:rFonts w:ascii="Times New Roman" w:hAnsi="Times New Roman" w:cs="Times New Roman"/>
+                <w:sz w:val="24"/>
+                <w:szCs w:val="24"/>
+                <w:lang w:val="en-US"/>
+              </w:rPr>
+              <w:t xml:space="preserve">, </w:t>
+            </w:r>
+            <w:proofErr w:type="spellStart"/>
+            <w:r>
+              <w:rPr>
+                <w:rFonts w:ascii="Times New Roman" w:hAnsi="Times New Roman" w:cs="Times New Roman"/>
+                <w:sz w:val="24"/>
+                <w:szCs w:val="24"/>
+                <w:lang w:val="en-US"/>
+              </w:rPr>
+              <w:t>returnPassword</w:t>
+            </w:r>
+            <w:proofErr w:type="spellEnd"/>
+            <w:r>
+              <w:rPr>
+                <w:rFonts w:ascii="Times New Roman" w:hAnsi="Times New Roman" w:cs="Times New Roman"/>
+                <w:sz w:val="24"/>
+                <w:szCs w:val="24"/>
+                <w:lang w:val="en-US"/>
+              </w:rPr>
+              <w:t xml:space="preserve"> = </w:t>
+            </w:r>
+            <w:proofErr w:type="spellStart"/>
+            <w:r>
+              <w:rPr>
+                <w:rFonts w:ascii="Times New Roman" w:hAnsi="Times New Roman" w:cs="Times New Roman"/>
+                <w:sz w:val="24"/>
+                <w:szCs w:val="24"/>
+                <w:lang w:val="en-US"/>
+              </w:rPr>
+              <w:t>asd</w:t>
+            </w:r>
+            <w:proofErr w:type="spellEnd"/>
+            <w:r>
+              <w:rPr>
+                <w:rFonts w:ascii="Times New Roman" w:hAnsi="Times New Roman" w:cs="Times New Roman"/>
+                <w:sz w:val="24"/>
+                <w:szCs w:val="24"/>
+                <w:lang w:val="en-US"/>
+              </w:rPr>
+              <w:t xml:space="preserve">, email = </w:t>
+            </w:r>
+            <w:proofErr w:type="spellStart"/>
+            <w:r>
+              <w:rPr>
+                <w:rFonts w:ascii="Times New Roman" w:hAnsi="Times New Roman" w:cs="Times New Roman"/>
+                <w:sz w:val="24"/>
+                <w:szCs w:val="24"/>
+                <w:lang w:val="en-US"/>
+              </w:rPr>
+              <w:t>asd</w:t>
+            </w:r>
+            <w:proofErr w:type="spellEnd"/>
+          </w:p>
+        </w:tc>
+        <w:tc>
+          <w:tcPr>
+            <w:tcW w:w="3115" w:type="dxa"/>
+          </w:tcPr>
+          <w:p>
+            <w:pPr>
+              <w:rPr>
+                <w:rFonts w:ascii="Times New Roman" w:hAnsi="Times New Roman" w:cs="Times New Roman"/>
+                <w:sz w:val="24"/>
+                <w:szCs w:val="24"/>
+              </w:rPr>
+            </w:pPr>
+            <w:r>
+              <w:rPr>
+                <w:rFonts w:ascii="Times New Roman" w:hAnsi="Times New Roman" w:cs="Times New Roman"/>
+                <w:sz w:val="24"/>
+                <w:szCs w:val="24"/>
+              </w:rPr>
+              <w:t>Ошибка ввода почты</w:t>
+            </w:r>
+          </w:p>
+        </w:tc>
+        <w:tc>
+          <w:tcPr>
+            <w:tcW w:w="3115" w:type="dxa"/>
+          </w:tcPr>
+          <w:p>
+            <w:pPr>
+              <w:rPr>
+                <w:rFonts w:ascii="Times New Roman" w:hAnsi="Times New Roman" w:cs="Times New Roman"/>
+                <w:sz w:val="24"/>
+                <w:szCs w:val="24"/>
+              </w:rPr>
+            </w:pPr>
+            <w:r>
+              <w:rPr>
+                <w:rFonts w:ascii="Times New Roman" w:hAnsi="Times New Roman" w:cs="Times New Roman"/>
+                <w:sz w:val="24"/>
+                <w:szCs w:val="24"/>
+              </w:rPr>
+              <w:t>Вылетело уведомление об ошибке</w:t>
+            </w:r>
+            <w:r>
+              <w:rPr>
+                <w:rFonts w:ascii="Times New Roman" w:hAnsi="Times New Roman" w:cs="Times New Roman"/>
+                <w:sz w:val="24"/>
+                <w:szCs w:val="24"/>
+              </w:rPr>
+              <w:t xml:space="preserve">: </w:t>
+            </w:r>
+            <w:r>
+              <w:rPr>
+                <w:rFonts w:ascii="Times New Roman" w:hAnsi="Times New Roman" w:cs="Times New Roman"/>
+                <w:sz w:val="24"/>
+                <w:szCs w:val="24"/>
+              </w:rPr>
+              <w:t>Логин должен содержать минимум 3 символа</w:t>
+            </w:r>
           </w:p>
         </w:tc>
       </w:tr>
@@ -2511,36 +2676,175 @@
                 <w:lang w:val="en-US"/>
               </w:rPr>
             </w:pPr>
-          </w:p>
-        </w:tc>
-        <w:tc>
-          <w:tcPr>
-            <w:tcW w:w="3115" w:type="dxa"/>
-          </w:tcPr>
-          <w:p>
-            <w:pPr>
-              <w:rPr>
-                <w:rFonts w:ascii="Times New Roman" w:hAnsi="Times New Roman" w:cs="Times New Roman"/>
-                <w:sz w:val="24"/>
-                <w:szCs w:val="24"/>
-                <w:lang w:val="en-US"/>
-              </w:rPr>
-            </w:pPr>
-          </w:p>
-        </w:tc>
-        <w:tc>
-          <w:tcPr>
-            <w:tcW w:w="3115" w:type="dxa"/>
-          </w:tcPr>
-          <w:p>
-            <w:pPr>
-              <w:rPr>
-                <w:rFonts w:ascii="Times New Roman" w:hAnsi="Times New Roman" w:cs="Times New Roman"/>
-                <w:sz w:val="24"/>
-                <w:szCs w:val="24"/>
-                <w:lang w:val="en-US"/>
-              </w:rPr>
-            </w:pPr>
+            <w:r>
+              <w:rPr>
+                <w:rFonts w:ascii="Times New Roman" w:hAnsi="Times New Roman" w:cs="Times New Roman"/>
+                <w:sz w:val="24"/>
+                <w:szCs w:val="24"/>
+                <w:lang w:val="en-US"/>
+              </w:rPr>
+              <w:t xml:space="preserve">login = </w:t>
+            </w:r>
+            <w:proofErr w:type="spellStart"/>
+            <w:r>
+              <w:rPr>
+                <w:rFonts w:ascii="Times New Roman" w:hAnsi="Times New Roman" w:cs="Times New Roman"/>
+                <w:sz w:val="24"/>
+                <w:szCs w:val="24"/>
+                <w:lang w:val="en-US"/>
+              </w:rPr>
+              <w:t>Fa</w:t>
+            </w:r>
+            <w:r>
+              <w:rPr>
+                <w:rFonts w:ascii="Times New Roman" w:hAnsi="Times New Roman" w:cs="Times New Roman"/>
+                <w:sz w:val="24"/>
+                <w:szCs w:val="24"/>
+                <w:lang w:val="en-US"/>
+              </w:rPr>
+              <w:t>s</w:t>
+            </w:r>
+            <w:proofErr w:type="spellEnd"/>
+            <w:r>
+              <w:rPr>
+                <w:rFonts w:ascii="Times New Roman" w:hAnsi="Times New Roman" w:cs="Times New Roman"/>
+                <w:sz w:val="24"/>
+                <w:szCs w:val="24"/>
+                <w:lang w:val="en-US"/>
+              </w:rPr>
+              <w:t xml:space="preserve">, password = </w:t>
+            </w:r>
+            <w:proofErr w:type="spellStart"/>
+            <w:r>
+              <w:rPr>
+                <w:rFonts w:ascii="Times New Roman" w:hAnsi="Times New Roman" w:cs="Times New Roman"/>
+                <w:sz w:val="24"/>
+                <w:szCs w:val="24"/>
+                <w:lang w:val="en-US"/>
+              </w:rPr>
+              <w:t>asd</w:t>
+            </w:r>
+            <w:proofErr w:type="spellEnd"/>
+            <w:r>
+              <w:rPr>
+                <w:rFonts w:ascii="Times New Roman" w:hAnsi="Times New Roman" w:cs="Times New Roman"/>
+                <w:sz w:val="24"/>
+                <w:szCs w:val="24"/>
+                <w:lang w:val="en-US"/>
+              </w:rPr>
+              <w:t xml:space="preserve">, </w:t>
+            </w:r>
+            <w:proofErr w:type="spellStart"/>
+            <w:r>
+              <w:rPr>
+                <w:rFonts w:ascii="Times New Roman" w:hAnsi="Times New Roman" w:cs="Times New Roman"/>
+                <w:sz w:val="24"/>
+                <w:szCs w:val="24"/>
+                <w:lang w:val="en-US"/>
+              </w:rPr>
+              <w:t>returnPassword</w:t>
+            </w:r>
+            <w:proofErr w:type="spellEnd"/>
+            <w:r>
+              <w:rPr>
+                <w:rFonts w:ascii="Times New Roman" w:hAnsi="Times New Roman" w:cs="Times New Roman"/>
+                <w:sz w:val="24"/>
+                <w:szCs w:val="24"/>
+                <w:lang w:val="en-US"/>
+              </w:rPr>
+              <w:t xml:space="preserve"> = </w:t>
+            </w:r>
+            <w:proofErr w:type="spellStart"/>
+            <w:r>
+              <w:rPr>
+                <w:rFonts w:ascii="Times New Roman" w:hAnsi="Times New Roman" w:cs="Times New Roman"/>
+                <w:sz w:val="24"/>
+                <w:szCs w:val="24"/>
+                <w:lang w:val="en-US"/>
+              </w:rPr>
+              <w:t>asd</w:t>
+            </w:r>
+            <w:proofErr w:type="spellEnd"/>
+            <w:r>
+              <w:rPr>
+                <w:rFonts w:ascii="Times New Roman" w:hAnsi="Times New Roman" w:cs="Times New Roman"/>
+                <w:sz w:val="24"/>
+                <w:szCs w:val="24"/>
+                <w:lang w:val="en-US"/>
+              </w:rPr>
+              <w:t xml:space="preserve">, email = </w:t>
+            </w:r>
+            <w:proofErr w:type="spellStart"/>
+            <w:r>
+              <w:rPr>
+                <w:rFonts w:ascii="Times New Roman" w:hAnsi="Times New Roman" w:cs="Times New Roman"/>
+                <w:sz w:val="24"/>
+                <w:szCs w:val="24"/>
+                <w:lang w:val="en-US"/>
+              </w:rPr>
+              <w:t>asd</w:t>
+            </w:r>
+            <w:proofErr w:type="spellEnd"/>
+          </w:p>
+        </w:tc>
+        <w:tc>
+          <w:tcPr>
+            <w:tcW w:w="3115" w:type="dxa"/>
+          </w:tcPr>
+          <w:p>
+            <w:pPr>
+              <w:rPr>
+                <w:rFonts w:ascii="Times New Roman" w:hAnsi="Times New Roman" w:cs="Times New Roman"/>
+                <w:sz w:val="24"/>
+                <w:szCs w:val="24"/>
+              </w:rPr>
+            </w:pPr>
+            <w:r>
+              <w:rPr>
+                <w:rFonts w:ascii="Times New Roman" w:hAnsi="Times New Roman" w:cs="Times New Roman"/>
+                <w:sz w:val="24"/>
+                <w:szCs w:val="24"/>
+              </w:rPr>
+              <w:t>Ошибка ввода почты</w:t>
+            </w:r>
+          </w:p>
+        </w:tc>
+        <w:tc>
+          <w:tcPr>
+            <w:tcW w:w="3115" w:type="dxa"/>
+          </w:tcPr>
+          <w:p>
+            <w:pPr>
+              <w:rPr>
+                <w:rFonts w:ascii="Times New Roman" w:hAnsi="Times New Roman" w:cs="Times New Roman"/>
+                <w:sz w:val="24"/>
+                <w:szCs w:val="24"/>
+              </w:rPr>
+            </w:pPr>
+            <w:r>
+              <w:rPr>
+                <w:rFonts w:ascii="Times New Roman" w:hAnsi="Times New Roman" w:cs="Times New Roman"/>
+                <w:sz w:val="24"/>
+                <w:szCs w:val="24"/>
+              </w:rPr>
+              <w:t>Вылетело уведомление об ошибке</w:t>
+            </w:r>
+            <w:r>
+              <w:rPr>
+                <w:rFonts w:ascii="Times New Roman" w:hAnsi="Times New Roman" w:cs="Times New Roman"/>
+                <w:sz w:val="24"/>
+                <w:szCs w:val="24"/>
+              </w:rPr>
+              <w:t xml:space="preserve">: </w:t>
+            </w:r>
+            <w:r>
+              <w:rPr>
+                <w:rFonts w:ascii="Times New Roman" w:hAnsi="Times New Roman" w:cs="Times New Roman"/>
+                <w:sz w:val="24"/>
+                <w:szCs w:val="24"/>
+              </w:rPr>
+              <w:t>Пароль должен содержать минимум 8 символов</w:t>
+            </w:r>
           </w:p>
         </w:tc>
       </w:tr>
@@ -2558,36 +2862,169 @@
                 <w:lang w:val="en-US"/>
               </w:rPr>
             </w:pPr>
-          </w:p>
-        </w:tc>
-        <w:tc>
-          <w:tcPr>
-            <w:tcW w:w="3115" w:type="dxa"/>
-          </w:tcPr>
-          <w:p>
-            <w:pPr>
-              <w:rPr>
-                <w:rFonts w:ascii="Times New Roman" w:hAnsi="Times New Roman" w:cs="Times New Roman"/>
-                <w:sz w:val="24"/>
-                <w:szCs w:val="24"/>
-                <w:lang w:val="en-US"/>
-              </w:rPr>
-            </w:pPr>
-          </w:p>
-        </w:tc>
-        <w:tc>
-          <w:tcPr>
-            <w:tcW w:w="3115" w:type="dxa"/>
-          </w:tcPr>
-          <w:p>
-            <w:pPr>
-              <w:rPr>
-                <w:rFonts w:ascii="Times New Roman" w:hAnsi="Times New Roman" w:cs="Times New Roman"/>
-                <w:sz w:val="24"/>
-                <w:szCs w:val="24"/>
-                <w:lang w:val="en-US"/>
-              </w:rPr>
-            </w:pPr>
+            <w:r>
+              <w:rPr>
+                <w:rFonts w:ascii="Times New Roman" w:hAnsi="Times New Roman" w:cs="Times New Roman"/>
+                <w:sz w:val="24"/>
+                <w:szCs w:val="24"/>
+                <w:lang w:val="en-US"/>
+              </w:rPr>
+              <w:t xml:space="preserve">login = </w:t>
+            </w:r>
+            <w:proofErr w:type="spellStart"/>
+            <w:r>
+              <w:rPr>
+                <w:rFonts w:ascii="Times New Roman" w:hAnsi="Times New Roman" w:cs="Times New Roman"/>
+                <w:sz w:val="24"/>
+                <w:szCs w:val="24"/>
+                <w:lang w:val="en-US"/>
+              </w:rPr>
+              <w:t>Fas</w:t>
+            </w:r>
+            <w:proofErr w:type="spellEnd"/>
+            <w:r>
+              <w:rPr>
+                <w:rFonts w:ascii="Times New Roman" w:hAnsi="Times New Roman" w:cs="Times New Roman"/>
+                <w:sz w:val="24"/>
+                <w:szCs w:val="24"/>
+                <w:lang w:val="en-US"/>
+              </w:rPr>
+              <w:t xml:space="preserve">, password = </w:t>
+            </w:r>
+            <w:proofErr w:type="spellStart"/>
+            <w:r>
+              <w:rPr>
+                <w:rFonts w:ascii="Times New Roman" w:hAnsi="Times New Roman" w:cs="Times New Roman"/>
+                <w:sz w:val="24"/>
+                <w:szCs w:val="24"/>
+                <w:lang w:val="en-US"/>
+              </w:rPr>
+              <w:t>asd</w:t>
+            </w:r>
+            <w:r>
+              <w:rPr>
+                <w:rFonts w:ascii="Times New Roman" w:hAnsi="Times New Roman" w:cs="Times New Roman"/>
+                <w:sz w:val="24"/>
+                <w:szCs w:val="24"/>
+                <w:lang w:val="en-US"/>
+              </w:rPr>
+              <w:t>asdasd</w:t>
+            </w:r>
+            <w:proofErr w:type="spellEnd"/>
+            <w:r>
+              <w:rPr>
+                <w:rFonts w:ascii="Times New Roman" w:hAnsi="Times New Roman" w:cs="Times New Roman"/>
+                <w:sz w:val="24"/>
+                <w:szCs w:val="24"/>
+                <w:lang w:val="en-US"/>
+              </w:rPr>
+              <w:t xml:space="preserve">, </w:t>
+            </w:r>
+            <w:proofErr w:type="spellStart"/>
+            <w:r>
+              <w:rPr>
+                <w:rFonts w:ascii="Times New Roman" w:hAnsi="Times New Roman" w:cs="Times New Roman"/>
+                <w:sz w:val="24"/>
+                <w:szCs w:val="24"/>
+                <w:lang w:val="en-US"/>
+              </w:rPr>
+              <w:t>returnPassword</w:t>
+            </w:r>
+            <w:proofErr w:type="spellEnd"/>
+            <w:r>
+              <w:rPr>
+                <w:rFonts w:ascii="Times New Roman" w:hAnsi="Times New Roman" w:cs="Times New Roman"/>
+                <w:sz w:val="24"/>
+                <w:szCs w:val="24"/>
+                <w:lang w:val="en-US"/>
+              </w:rPr>
+              <w:t xml:space="preserve"> = </w:t>
+            </w:r>
+            <w:proofErr w:type="spellStart"/>
+            <w:r>
+              <w:rPr>
+                <w:rFonts w:ascii="Times New Roman" w:hAnsi="Times New Roman" w:cs="Times New Roman"/>
+                <w:sz w:val="24"/>
+                <w:szCs w:val="24"/>
+                <w:lang w:val="en-US"/>
+              </w:rPr>
+              <w:t>qweqweqwe</w:t>
+            </w:r>
+            <w:proofErr w:type="spellEnd"/>
+            <w:r>
+              <w:rPr>
+                <w:rFonts w:ascii="Times New Roman" w:hAnsi="Times New Roman" w:cs="Times New Roman"/>
+                <w:sz w:val="24"/>
+                <w:szCs w:val="24"/>
+                <w:lang w:val="en-US"/>
+              </w:rPr>
+              <w:t xml:space="preserve">, email = </w:t>
+            </w:r>
+            <w:proofErr w:type="spellStart"/>
+            <w:r>
+              <w:rPr>
+                <w:rFonts w:ascii="Times New Roman" w:hAnsi="Times New Roman" w:cs="Times New Roman"/>
+                <w:sz w:val="24"/>
+                <w:szCs w:val="24"/>
+                <w:lang w:val="en-US"/>
+              </w:rPr>
+              <w:t>asd</w:t>
+            </w:r>
+            <w:proofErr w:type="spellEnd"/>
+          </w:p>
+        </w:tc>
+        <w:tc>
+          <w:tcPr>
+            <w:tcW w:w="3115" w:type="dxa"/>
+          </w:tcPr>
+          <w:p>
+            <w:pPr>
+              <w:rPr>
+                <w:rFonts w:ascii="Times New Roman" w:hAnsi="Times New Roman" w:cs="Times New Roman"/>
+                <w:sz w:val="24"/>
+                <w:szCs w:val="24"/>
+              </w:rPr>
+            </w:pPr>
+            <w:r>
+              <w:rPr>
+                <w:rFonts w:ascii="Times New Roman" w:hAnsi="Times New Roman" w:cs="Times New Roman"/>
+                <w:sz w:val="24"/>
+                <w:szCs w:val="24"/>
+              </w:rPr>
+              <w:t>Ошибка о несовпадении паролей</w:t>
+            </w:r>
+          </w:p>
+        </w:tc>
+        <w:tc>
+          <w:tcPr>
+            <w:tcW w:w="3115" w:type="dxa"/>
+          </w:tcPr>
+          <w:p>
+            <w:pPr>
+              <w:rPr>
+                <w:rFonts w:ascii="Times New Roman" w:hAnsi="Times New Roman" w:cs="Times New Roman"/>
+                <w:sz w:val="24"/>
+                <w:szCs w:val="24"/>
+              </w:rPr>
+            </w:pPr>
+            <w:r>
+              <w:rPr>
+                <w:rFonts w:ascii="Times New Roman" w:hAnsi="Times New Roman" w:cs="Times New Roman"/>
+                <w:sz w:val="24"/>
+                <w:szCs w:val="24"/>
+              </w:rPr>
+              <w:t>Соответс</w:t>
+            </w:r>
+            <w:bookmarkStart w:id="0" w:name="_GoBack"/>
+            <w:bookmarkEnd w:id="0"/>
+            <w:r>
+              <w:rPr>
+                <w:rFonts w:ascii="Times New Roman" w:hAnsi="Times New Roman" w:cs="Times New Roman"/>
+                <w:sz w:val="24"/>
+                <w:szCs w:val="24"/>
+              </w:rPr>
+              <w:t>твует ожидаемому</w:t>
+            </w:r>
           </w:p>
         </w:tc>
       </w:tr>
@@ -2605,36 +3042,150 @@
                 <w:lang w:val="en-US"/>
               </w:rPr>
             </w:pPr>
-          </w:p>
-        </w:tc>
-        <w:tc>
-          <w:tcPr>
-            <w:tcW w:w="3115" w:type="dxa"/>
-          </w:tcPr>
-          <w:p>
-            <w:pPr>
-              <w:rPr>
-                <w:rFonts w:ascii="Times New Roman" w:hAnsi="Times New Roman" w:cs="Times New Roman"/>
-                <w:sz w:val="24"/>
-                <w:szCs w:val="24"/>
-                <w:lang w:val="en-US"/>
-              </w:rPr>
-            </w:pPr>
-          </w:p>
-        </w:tc>
-        <w:tc>
-          <w:tcPr>
-            <w:tcW w:w="3115" w:type="dxa"/>
-          </w:tcPr>
-          <w:p>
-            <w:pPr>
-              <w:rPr>
-                <w:rFonts w:ascii="Times New Roman" w:hAnsi="Times New Roman" w:cs="Times New Roman"/>
-                <w:sz w:val="24"/>
-                <w:szCs w:val="24"/>
-                <w:lang w:val="en-US"/>
-              </w:rPr>
-            </w:pPr>
+            <w:r>
+              <w:rPr>
+                <w:rFonts w:ascii="Times New Roman" w:hAnsi="Times New Roman" w:cs="Times New Roman"/>
+                <w:sz w:val="24"/>
+                <w:szCs w:val="24"/>
+                <w:lang w:val="en-US"/>
+              </w:rPr>
+              <w:t xml:space="preserve">login = </w:t>
+            </w:r>
+            <w:proofErr w:type="spellStart"/>
+            <w:r>
+              <w:rPr>
+                <w:rFonts w:ascii="Times New Roman" w:hAnsi="Times New Roman" w:cs="Times New Roman"/>
+                <w:sz w:val="24"/>
+                <w:szCs w:val="24"/>
+                <w:lang w:val="en-US"/>
+              </w:rPr>
+              <w:t>Fas</w:t>
+            </w:r>
+            <w:proofErr w:type="spellEnd"/>
+            <w:r>
+              <w:rPr>
+                <w:rFonts w:ascii="Times New Roman" w:hAnsi="Times New Roman" w:cs="Times New Roman"/>
+                <w:sz w:val="24"/>
+                <w:szCs w:val="24"/>
+                <w:lang w:val="en-US"/>
+              </w:rPr>
+              <w:t xml:space="preserve">, password = </w:t>
+            </w:r>
+            <w:proofErr w:type="spellStart"/>
+            <w:r>
+              <w:rPr>
+                <w:rFonts w:ascii="Times New Roman" w:hAnsi="Times New Roman" w:cs="Times New Roman"/>
+                <w:sz w:val="24"/>
+                <w:szCs w:val="24"/>
+                <w:lang w:val="en-US"/>
+              </w:rPr>
+              <w:t>asdasdasd</w:t>
+            </w:r>
+            <w:proofErr w:type="spellEnd"/>
+            <w:r>
+              <w:rPr>
+                <w:rFonts w:ascii="Times New Roman" w:hAnsi="Times New Roman" w:cs="Times New Roman"/>
+                <w:sz w:val="24"/>
+                <w:szCs w:val="24"/>
+                <w:lang w:val="en-US"/>
+              </w:rPr>
+              <w:t xml:space="preserve">, </w:t>
+            </w:r>
+            <w:proofErr w:type="spellStart"/>
+            <w:r>
+              <w:rPr>
+                <w:rFonts w:ascii="Times New Roman" w:hAnsi="Times New Roman" w:cs="Times New Roman"/>
+                <w:sz w:val="24"/>
+                <w:szCs w:val="24"/>
+                <w:lang w:val="en-US"/>
+              </w:rPr>
+              <w:t>returnPassword</w:t>
+            </w:r>
+            <w:proofErr w:type="spellEnd"/>
+            <w:r>
+              <w:rPr>
+                <w:rFonts w:ascii="Times New Roman" w:hAnsi="Times New Roman" w:cs="Times New Roman"/>
+                <w:sz w:val="24"/>
+                <w:szCs w:val="24"/>
+                <w:lang w:val="en-US"/>
+              </w:rPr>
+              <w:t xml:space="preserve"> = </w:t>
+            </w:r>
+            <w:proofErr w:type="spellStart"/>
+            <w:r>
+              <w:rPr>
+                <w:rFonts w:ascii="Times New Roman" w:hAnsi="Times New Roman" w:cs="Times New Roman"/>
+                <w:sz w:val="24"/>
+                <w:szCs w:val="24"/>
+                <w:lang w:val="en-US"/>
+              </w:rPr>
+              <w:t>asdasdasd</w:t>
+            </w:r>
+            <w:proofErr w:type="spellEnd"/>
+            <w:r>
+              <w:rPr>
+                <w:rFonts w:ascii="Times New Roman" w:hAnsi="Times New Roman" w:cs="Times New Roman"/>
+                <w:sz w:val="24"/>
+                <w:szCs w:val="24"/>
+                <w:lang w:val="en-US"/>
+              </w:rPr>
+              <w:t xml:space="preserve">, email = </w:t>
+            </w:r>
+            <w:proofErr w:type="spellStart"/>
+            <w:r>
+              <w:rPr>
+                <w:rFonts w:ascii="Times New Roman" w:hAnsi="Times New Roman" w:cs="Times New Roman"/>
+                <w:sz w:val="24"/>
+                <w:szCs w:val="24"/>
+                <w:lang w:val="en-US"/>
+              </w:rPr>
+              <w:t>asd</w:t>
+            </w:r>
+            <w:proofErr w:type="spellEnd"/>
+          </w:p>
+        </w:tc>
+        <w:tc>
+          <w:tcPr>
+            <w:tcW w:w="3115" w:type="dxa"/>
+          </w:tcPr>
+          <w:p>
+            <w:pPr>
+              <w:rPr>
+                <w:rFonts w:ascii="Times New Roman" w:hAnsi="Times New Roman" w:cs="Times New Roman"/>
+                <w:sz w:val="24"/>
+                <w:szCs w:val="24"/>
+              </w:rPr>
+            </w:pPr>
+            <w:r>
+              <w:rPr>
+                <w:rFonts w:ascii="Times New Roman" w:hAnsi="Times New Roman" w:cs="Times New Roman"/>
+                <w:sz w:val="24"/>
+                <w:szCs w:val="24"/>
+              </w:rPr>
+              <w:t>Ошибка формата пароля</w:t>
+            </w:r>
+          </w:p>
+        </w:tc>
+        <w:tc>
+          <w:tcPr>
+            <w:tcW w:w="3115" w:type="dxa"/>
+          </w:tcPr>
+          <w:p>
+            <w:pPr>
+              <w:rPr>
+                <w:rFonts w:ascii="Times New Roman" w:hAnsi="Times New Roman" w:cs="Times New Roman"/>
+                <w:sz w:val="24"/>
+                <w:szCs w:val="24"/>
+              </w:rPr>
+            </w:pPr>
+            <w:r>
+              <w:rPr>
+                <w:rFonts w:ascii="Times New Roman" w:hAnsi="Times New Roman" w:cs="Times New Roman"/>
+                <w:sz w:val="24"/>
+                <w:szCs w:val="24"/>
+              </w:rPr>
+              <w:t>Соответствует ожидаемому</w:t>
+            </w:r>
           </w:p>
         </w:tc>
       </w:tr>
@@ -2652,36 +3203,155 @@
                 <w:lang w:val="en-US"/>
               </w:rPr>
             </w:pPr>
-          </w:p>
-        </w:tc>
-        <w:tc>
-          <w:tcPr>
-            <w:tcW w:w="3115" w:type="dxa"/>
-          </w:tcPr>
-          <w:p>
-            <w:pPr>
-              <w:rPr>
-                <w:rFonts w:ascii="Times New Roman" w:hAnsi="Times New Roman" w:cs="Times New Roman"/>
-                <w:sz w:val="24"/>
-                <w:szCs w:val="24"/>
-                <w:lang w:val="en-US"/>
-              </w:rPr>
-            </w:pPr>
-          </w:p>
-        </w:tc>
-        <w:tc>
-          <w:tcPr>
-            <w:tcW w:w="3115" w:type="dxa"/>
-          </w:tcPr>
-          <w:p>
-            <w:pPr>
-              <w:rPr>
-                <w:rFonts w:ascii="Times New Roman" w:hAnsi="Times New Roman" w:cs="Times New Roman"/>
-                <w:sz w:val="24"/>
-                <w:szCs w:val="24"/>
-                <w:lang w:val="en-US"/>
-              </w:rPr>
-            </w:pPr>
+            <w:r>
+              <w:rPr>
+                <w:rFonts w:ascii="Times New Roman" w:hAnsi="Times New Roman" w:cs="Times New Roman"/>
+                <w:sz w:val="24"/>
+                <w:szCs w:val="24"/>
+                <w:lang w:val="en-US"/>
+              </w:rPr>
+              <w:t xml:space="preserve">login = </w:t>
+            </w:r>
+            <w:proofErr w:type="spellStart"/>
+            <w:r>
+              <w:rPr>
+                <w:rFonts w:ascii="Times New Roman" w:hAnsi="Times New Roman" w:cs="Times New Roman"/>
+                <w:sz w:val="24"/>
+                <w:szCs w:val="24"/>
+                <w:lang w:val="en-US"/>
+              </w:rPr>
+              <w:t>Fas</w:t>
+            </w:r>
+            <w:proofErr w:type="spellEnd"/>
+            <w:r>
+              <w:rPr>
+                <w:rFonts w:ascii="Times New Roman" w:hAnsi="Times New Roman" w:cs="Times New Roman"/>
+                <w:sz w:val="24"/>
+                <w:szCs w:val="24"/>
+                <w:lang w:val="en-US"/>
+              </w:rPr>
+              <w:t xml:space="preserve">, password = </w:t>
+            </w:r>
+            <w:r>
+              <w:rPr>
+                <w:rFonts w:ascii="Times New Roman" w:hAnsi="Times New Roman" w:cs="Times New Roman"/>
+                <w:sz w:val="24"/>
+                <w:szCs w:val="24"/>
+                <w:lang w:val="en-US"/>
+              </w:rPr>
+              <w:t>1</w:t>
+            </w:r>
+            <w:r>
+              <w:rPr>
+                <w:rFonts w:ascii="Times New Roman" w:hAnsi="Times New Roman" w:cs="Times New Roman"/>
+                <w:sz w:val="24"/>
+                <w:szCs w:val="24"/>
+                <w:lang w:val="en-US"/>
+              </w:rPr>
+              <w:t>As@fafa</w:t>
+            </w:r>
+            <w:r>
+              <w:rPr>
+                <w:rFonts w:ascii="Times New Roman" w:hAnsi="Times New Roman" w:cs="Times New Roman"/>
+                <w:sz w:val="24"/>
+                <w:szCs w:val="24"/>
+                <w:lang w:val="en-US"/>
+              </w:rPr>
+              <w:t xml:space="preserve">, </w:t>
+            </w:r>
+            <w:proofErr w:type="spellStart"/>
+            <w:r>
+              <w:rPr>
+                <w:rFonts w:ascii="Times New Roman" w:hAnsi="Times New Roman" w:cs="Times New Roman"/>
+                <w:sz w:val="24"/>
+                <w:szCs w:val="24"/>
+                <w:lang w:val="en-US"/>
+              </w:rPr>
+              <w:t>returnPassword</w:t>
+            </w:r>
+            <w:proofErr w:type="spellEnd"/>
+            <w:r>
+              <w:rPr>
+                <w:rFonts w:ascii="Times New Roman" w:hAnsi="Times New Roman" w:cs="Times New Roman"/>
+                <w:sz w:val="24"/>
+                <w:szCs w:val="24"/>
+                <w:lang w:val="en-US"/>
+              </w:rPr>
+              <w:t xml:space="preserve"> = </w:t>
+            </w:r>
+            <w:r>
+              <w:rPr>
+                <w:rFonts w:ascii="Times New Roman" w:hAnsi="Times New Roman" w:cs="Times New Roman"/>
+                <w:sz w:val="24"/>
+                <w:szCs w:val="24"/>
+                <w:lang w:val="en-US"/>
+              </w:rPr>
+              <w:t>1</w:t>
+            </w:r>
+            <w:r>
+              <w:rPr>
+                <w:rFonts w:ascii="Times New Roman" w:hAnsi="Times New Roman" w:cs="Times New Roman"/>
+                <w:sz w:val="24"/>
+                <w:szCs w:val="24"/>
+                <w:lang w:val="en-US"/>
+              </w:rPr>
+              <w:t xml:space="preserve">As@fafa, email = </w:t>
+            </w:r>
+            <w:proofErr w:type="spellStart"/>
+            <w:r>
+              <w:rPr>
+                <w:rFonts w:ascii="Times New Roman" w:hAnsi="Times New Roman" w:cs="Times New Roman"/>
+                <w:sz w:val="24"/>
+                <w:szCs w:val="24"/>
+                <w:lang w:val="en-US"/>
+              </w:rPr>
+              <w:t>asd</w:t>
+            </w:r>
+            <w:proofErr w:type="spellEnd"/>
+          </w:p>
+        </w:tc>
+        <w:tc>
+          <w:tcPr>
+            <w:tcW w:w="3115" w:type="dxa"/>
+          </w:tcPr>
+          <w:p>
+            <w:pPr>
+              <w:rPr>
+                <w:rFonts w:ascii="Times New Roman" w:hAnsi="Times New Roman" w:cs="Times New Roman"/>
+                <w:sz w:val="24"/>
+                <w:szCs w:val="24"/>
+              </w:rPr>
+            </w:pPr>
+            <w:r>
+              <w:rPr>
+                <w:rFonts w:ascii="Times New Roman" w:hAnsi="Times New Roman" w:cs="Times New Roman"/>
+                <w:sz w:val="24"/>
+                <w:szCs w:val="24"/>
+              </w:rPr>
+              <w:t>Ошибка формата почты</w:t>
+            </w:r>
+          </w:p>
+        </w:tc>
+        <w:tc>
+          <w:tcPr>
+            <w:tcW w:w="3115" w:type="dxa"/>
+          </w:tcPr>
+          <w:p>
+            <w:pPr>
+              <w:rPr>
+                <w:rFonts w:ascii="Times New Roman" w:hAnsi="Times New Roman" w:cs="Times New Roman"/>
+                <w:sz w:val="24"/>
+                <w:szCs w:val="24"/>
+              </w:rPr>
+            </w:pPr>
+            <w:r>
+              <w:rPr>
+                <w:rFonts w:ascii="Times New Roman" w:hAnsi="Times New Roman" w:cs="Times New Roman"/>
+                <w:sz w:val="24"/>
+                <w:szCs w:val="24"/>
+              </w:rPr>
+              <w:t>Соответствует ожидаемому</w:t>
+            </w:r>
           </w:p>
         </w:tc>
       </w:tr>
@@ -2699,36 +3369,345 @@
                 <w:lang w:val="en-US"/>
               </w:rPr>
             </w:pPr>
-          </w:p>
-        </w:tc>
-        <w:tc>
-          <w:tcPr>
-            <w:tcW w:w="3115" w:type="dxa"/>
-          </w:tcPr>
-          <w:p>
-            <w:pPr>
-              <w:rPr>
-                <w:rFonts w:ascii="Times New Roman" w:hAnsi="Times New Roman" w:cs="Times New Roman"/>
-                <w:sz w:val="24"/>
-                <w:szCs w:val="24"/>
-                <w:lang w:val="en-US"/>
-              </w:rPr>
-            </w:pPr>
-          </w:p>
-        </w:tc>
-        <w:tc>
-          <w:tcPr>
-            <w:tcW w:w="3115" w:type="dxa"/>
-          </w:tcPr>
-          <w:p>
-            <w:pPr>
-              <w:rPr>
-                <w:rFonts w:ascii="Times New Roman" w:hAnsi="Times New Roman" w:cs="Times New Roman"/>
-                <w:sz w:val="24"/>
-                <w:szCs w:val="24"/>
-                <w:lang w:val="en-US"/>
-              </w:rPr>
-            </w:pPr>
+            <w:r>
+              <w:rPr>
+                <w:rFonts w:ascii="Times New Roman" w:hAnsi="Times New Roman" w:cs="Times New Roman"/>
+                <w:sz w:val="24"/>
+                <w:szCs w:val="24"/>
+                <w:lang w:val="en-US"/>
+              </w:rPr>
+              <w:t xml:space="preserve">login = </w:t>
+            </w:r>
+            <w:proofErr w:type="spellStart"/>
+            <w:r>
+              <w:rPr>
+                <w:rFonts w:ascii="Times New Roman" w:hAnsi="Times New Roman" w:cs="Times New Roman"/>
+                <w:sz w:val="24"/>
+                <w:szCs w:val="24"/>
+                <w:lang w:val="en-US"/>
+              </w:rPr>
+              <w:t>Fas</w:t>
+            </w:r>
+            <w:proofErr w:type="spellEnd"/>
+            <w:r>
+              <w:rPr>
+                <w:rFonts w:ascii="Times New Roman" w:hAnsi="Times New Roman" w:cs="Times New Roman"/>
+                <w:sz w:val="24"/>
+                <w:szCs w:val="24"/>
+                <w:lang w:val="en-US"/>
+              </w:rPr>
+              <w:t xml:space="preserve">, password = </w:t>
+            </w:r>
+            <w:r>
+              <w:rPr>
+                <w:rFonts w:ascii="Times New Roman" w:hAnsi="Times New Roman" w:cs="Times New Roman"/>
+                <w:sz w:val="24"/>
+                <w:szCs w:val="24"/>
+                <w:lang w:val="en-US"/>
+              </w:rPr>
+              <w:t>1</w:t>
+            </w:r>
+            <w:r>
+              <w:rPr>
+                <w:rFonts w:ascii="Times New Roman" w:hAnsi="Times New Roman" w:cs="Times New Roman"/>
+                <w:sz w:val="24"/>
+                <w:szCs w:val="24"/>
+                <w:lang w:val="en-US"/>
+              </w:rPr>
+              <w:t xml:space="preserve">As@fafa, </w:t>
+            </w:r>
+            <w:proofErr w:type="spellStart"/>
+            <w:r>
+              <w:rPr>
+                <w:rFonts w:ascii="Times New Roman" w:hAnsi="Times New Roman" w:cs="Times New Roman"/>
+                <w:sz w:val="24"/>
+                <w:szCs w:val="24"/>
+                <w:lang w:val="en-US"/>
+              </w:rPr>
+              <w:t>returnPassword</w:t>
+            </w:r>
+            <w:proofErr w:type="spellEnd"/>
+            <w:r>
+              <w:rPr>
+                <w:rFonts w:ascii="Times New Roman" w:hAnsi="Times New Roman" w:cs="Times New Roman"/>
+                <w:sz w:val="24"/>
+                <w:szCs w:val="24"/>
+                <w:lang w:val="en-US"/>
+              </w:rPr>
+              <w:t xml:space="preserve"> = </w:t>
+            </w:r>
+            <w:r>
+              <w:rPr>
+                <w:rFonts w:ascii="Times New Roman" w:hAnsi="Times New Roman" w:cs="Times New Roman"/>
+                <w:sz w:val="24"/>
+                <w:szCs w:val="24"/>
+                <w:lang w:val="en-US"/>
+              </w:rPr>
+              <w:t>1</w:t>
+            </w:r>
+            <w:r>
+              <w:rPr>
+                <w:rFonts w:ascii="Times New Roman" w:hAnsi="Times New Roman" w:cs="Times New Roman"/>
+                <w:sz w:val="24"/>
+                <w:szCs w:val="24"/>
+                <w:lang w:val="en-US"/>
+              </w:rPr>
+              <w:t xml:space="preserve">As@fafa, email = </w:t>
+            </w:r>
+            <w:proofErr w:type="spellStart"/>
+            <w:r>
+              <w:rPr>
+                <w:rFonts w:ascii="Times New Roman" w:hAnsi="Times New Roman" w:cs="Times New Roman"/>
+                <w:sz w:val="24"/>
+                <w:szCs w:val="24"/>
+                <w:lang w:val="en-US"/>
+              </w:rPr>
+              <w:t>egor</w:t>
+            </w:r>
+            <w:r>
+              <w:rPr>
+                <w:rFonts w:ascii="Times New Roman" w:hAnsi="Times New Roman" w:cs="Times New Roman"/>
+                <w:sz w:val="24"/>
+                <w:szCs w:val="24"/>
+                <w:lang w:val="en-US"/>
+              </w:rPr>
+              <w:t>@asd</w:t>
+            </w:r>
+            <w:proofErr w:type="spellEnd"/>
+          </w:p>
+        </w:tc>
+        <w:tc>
+          <w:tcPr>
+            <w:tcW w:w="3115" w:type="dxa"/>
+          </w:tcPr>
+          <w:p>
+            <w:pPr>
+              <w:rPr>
+                <w:rFonts w:ascii="Times New Roman" w:hAnsi="Times New Roman" w:cs="Times New Roman"/>
+                <w:sz w:val="24"/>
+                <w:szCs w:val="24"/>
+              </w:rPr>
+            </w:pPr>
+            <w:r>
+              <w:rPr>
+                <w:rFonts w:ascii="Times New Roman" w:hAnsi="Times New Roman" w:cs="Times New Roman"/>
+                <w:sz w:val="24"/>
+                <w:szCs w:val="24"/>
+              </w:rPr>
+              <w:t>Ошибка корректности введённой почты</w:t>
+            </w:r>
+          </w:p>
+        </w:tc>
+        <w:tc>
+          <w:tcPr>
+            <w:tcW w:w="3115" w:type="dxa"/>
+          </w:tcPr>
+          <w:p>
+            <w:pPr>
+              <w:rPr>
+                <w:rFonts w:ascii="Times New Roman" w:hAnsi="Times New Roman" w:cs="Times New Roman"/>
+                <w:sz w:val="24"/>
+                <w:szCs w:val="24"/>
+              </w:rPr>
+            </w:pPr>
+            <w:r>
+              <w:rPr>
+                <w:rFonts w:ascii="Times New Roman" w:hAnsi="Times New Roman" w:cs="Times New Roman"/>
+                <w:sz w:val="24"/>
+                <w:szCs w:val="24"/>
+              </w:rPr>
+              <w:t>Вылетело уведомление об ошибке</w:t>
+            </w:r>
+            <w:r>
+              <w:rPr>
+                <w:rFonts w:ascii="Times New Roman" w:hAnsi="Times New Roman" w:cs="Times New Roman"/>
+                <w:sz w:val="24"/>
+                <w:szCs w:val="24"/>
+              </w:rPr>
+              <w:t xml:space="preserve">: </w:t>
+            </w:r>
+            <w:r>
+              <w:rPr>
+                <w:rFonts w:ascii="Times New Roman" w:hAnsi="Times New Roman" w:cs="Times New Roman"/>
+                <w:sz w:val="24"/>
+                <w:szCs w:val="24"/>
+              </w:rPr>
+              <w:t>Некорректное доменное имя почты</w:t>
+            </w:r>
+          </w:p>
+        </w:tc>
+      </w:tr>
+      <w:tr>
+        <w:tc>
+          <w:tcPr>
+            <w:tcW w:w="3115" w:type="dxa"/>
+          </w:tcPr>
+          <w:p>
+            <w:pPr>
+              <w:rPr>
+                <w:rFonts w:ascii="Times New Roman" w:hAnsi="Times New Roman" w:cs="Times New Roman"/>
+                <w:sz w:val="24"/>
+                <w:szCs w:val="24"/>
+                <w:lang w:val="en-US"/>
+              </w:rPr>
+            </w:pPr>
+            <w:r>
+              <w:rPr>
+                <w:rFonts w:ascii="Times New Roman" w:hAnsi="Times New Roman" w:cs="Times New Roman"/>
+                <w:sz w:val="24"/>
+                <w:szCs w:val="24"/>
+                <w:lang w:val="en-US"/>
+              </w:rPr>
+              <w:t xml:space="preserve">login = </w:t>
+            </w:r>
+            <w:proofErr w:type="spellStart"/>
+            <w:r>
+              <w:rPr>
+                <w:rFonts w:ascii="Times New Roman" w:hAnsi="Times New Roman" w:cs="Times New Roman"/>
+                <w:sz w:val="24"/>
+                <w:szCs w:val="24"/>
+                <w:lang w:val="en-US"/>
+              </w:rPr>
+              <w:t>Fas</w:t>
+            </w:r>
+            <w:proofErr w:type="spellEnd"/>
+            <w:r>
+              <w:rPr>
+                <w:rFonts w:ascii="Times New Roman" w:hAnsi="Times New Roman" w:cs="Times New Roman"/>
+                <w:sz w:val="24"/>
+                <w:szCs w:val="24"/>
+                <w:lang w:val="en-US"/>
+              </w:rPr>
+              <w:t xml:space="preserve">, password = </w:t>
+            </w:r>
+            <w:r>
+              <w:rPr>
+                <w:rFonts w:ascii="Times New Roman" w:hAnsi="Times New Roman" w:cs="Times New Roman"/>
+                <w:sz w:val="24"/>
+                <w:szCs w:val="24"/>
+                <w:lang w:val="en-US"/>
+              </w:rPr>
+              <w:t>1</w:t>
+            </w:r>
+            <w:r>
+              <w:rPr>
+                <w:rFonts w:ascii="Times New Roman" w:hAnsi="Times New Roman" w:cs="Times New Roman"/>
+                <w:sz w:val="24"/>
+                <w:szCs w:val="24"/>
+                <w:lang w:val="en-US"/>
+              </w:rPr>
+              <w:t xml:space="preserve">As@fafa, </w:t>
+            </w:r>
+            <w:proofErr w:type="spellStart"/>
+            <w:r>
+              <w:rPr>
+                <w:rFonts w:ascii="Times New Roman" w:hAnsi="Times New Roman" w:cs="Times New Roman"/>
+                <w:sz w:val="24"/>
+                <w:szCs w:val="24"/>
+                <w:lang w:val="en-US"/>
+              </w:rPr>
+              <w:t>returnPassword</w:t>
+            </w:r>
+            <w:proofErr w:type="spellEnd"/>
+            <w:r>
+              <w:rPr>
+                <w:rFonts w:ascii="Times New Roman" w:hAnsi="Times New Roman" w:cs="Times New Roman"/>
+                <w:sz w:val="24"/>
+                <w:szCs w:val="24"/>
+                <w:lang w:val="en-US"/>
+              </w:rPr>
+              <w:t xml:space="preserve"> = </w:t>
+            </w:r>
+            <w:r>
+              <w:rPr>
+                <w:rFonts w:ascii="Times New Roman" w:hAnsi="Times New Roman" w:cs="Times New Roman"/>
+                <w:sz w:val="24"/>
+                <w:szCs w:val="24"/>
+                <w:lang w:val="en-US"/>
+              </w:rPr>
+              <w:t>1</w:t>
+            </w:r>
+            <w:r>
+              <w:rPr>
+                <w:rFonts w:ascii="Times New Roman" w:hAnsi="Times New Roman" w:cs="Times New Roman"/>
+                <w:sz w:val="24"/>
+                <w:szCs w:val="24"/>
+                <w:lang w:val="en-US"/>
+              </w:rPr>
+              <w:t xml:space="preserve">As@fafa, email = </w:t>
+            </w:r>
+            <w:r>
+              <w:rPr>
+                <w:rFonts w:ascii="Times New Roman" w:hAnsi="Times New Roman" w:cs="Times New Roman"/>
+                <w:sz w:val="24"/>
+                <w:szCs w:val="24"/>
+                <w:lang w:val="en-US"/>
+              </w:rPr>
+              <w:t>egor</w:t>
+            </w:r>
+            <w:r>
+              <w:rPr>
+                <w:rFonts w:ascii="Times New Roman" w:hAnsi="Times New Roman" w:cs="Times New Roman"/>
+                <w:sz w:val="24"/>
+                <w:szCs w:val="24"/>
+                <w:lang w:val="en-US"/>
+              </w:rPr>
+              <w:t>@</w:t>
+            </w:r>
+            <w:r>
+              <w:rPr>
+                <w:rFonts w:ascii="Times New Roman" w:hAnsi="Times New Roman" w:cs="Times New Roman"/>
+                <w:sz w:val="24"/>
+                <w:szCs w:val="24"/>
+                <w:lang w:val="en-US"/>
+              </w:rPr>
+              <w:t>gmail.com</w:t>
+            </w:r>
+          </w:p>
+        </w:tc>
+        <w:tc>
+          <w:tcPr>
+            <w:tcW w:w="3115" w:type="dxa"/>
+          </w:tcPr>
+          <w:p>
+            <w:pPr>
+              <w:rPr>
+                <w:rFonts w:ascii="Times New Roman" w:hAnsi="Times New Roman" w:cs="Times New Roman"/>
+                <w:sz w:val="24"/>
+                <w:szCs w:val="24"/>
+                <w:lang w:val="en-US"/>
+              </w:rPr>
+            </w:pPr>
+            <w:r>
+              <w:rPr>
+                <w:rFonts w:ascii="Times New Roman" w:hAnsi="Times New Roman" w:cs="Times New Roman"/>
+                <w:sz w:val="24"/>
+                <w:szCs w:val="24"/>
+              </w:rPr>
+              <w:t>Успешная регистрация</w:t>
+            </w:r>
+          </w:p>
+        </w:tc>
+        <w:tc>
+          <w:tcPr>
+            <w:tcW w:w="3115" w:type="dxa"/>
+          </w:tcPr>
+          <w:p>
+            <w:pPr>
+              <w:rPr>
+                <w:rFonts w:ascii="Times New Roman" w:hAnsi="Times New Roman" w:cs="Times New Roman"/>
+                <w:sz w:val="24"/>
+                <w:szCs w:val="24"/>
+              </w:rPr>
+            </w:pPr>
+            <w:r>
+              <w:rPr>
+                <w:rFonts w:ascii="Times New Roman" w:hAnsi="Times New Roman" w:cs="Times New Roman"/>
+                <w:sz w:val="24"/>
+                <w:szCs w:val="24"/>
+              </w:rPr>
+              <w:t>Сообщение об успешной регистрации</w:t>
+            </w:r>
           </w:p>
         </w:tc>
       </w:tr>
@@ -2742,8 +3721,23 @@
           <w:lang w:val="en-US"/>
         </w:rPr>
       </w:pPr>
-      <w:bookmarkStart w:id="0" w:name="_GoBack"/>
-      <w:bookmarkEnd w:id="0"/>
+    </w:p>
+    <w:p>
+      <w:pPr>
+        <w:rPr>
+          <w:rFonts w:ascii="Times New Roman" w:hAnsi="Times New Roman" w:cs="Times New Roman"/>
+          <w:sz w:val="24"/>
+          <w:szCs w:val="24"/>
+        </w:rPr>
+      </w:pPr>
+      <w:r>
+        <w:rPr>
+          <w:rFonts w:ascii="Times New Roman" w:hAnsi="Times New Roman" w:cs="Times New Roman"/>
+          <w:sz w:val="24"/>
+          <w:szCs w:val="24"/>
+        </w:rPr>
+        <w:t>4 Задание</w:t>
+      </w:r>
     </w:p>
     <w:sectPr>
       <w:pgSz w:w="11906" w:h="16838"/>
@@ -3152,6 +4146,7 @@
   <w:style w:type="character" w:default="1" w:styleId="a0">
     <w:name w:val="Default Paragraph Font"/>
     <w:uiPriority w:val="1"/>
+    <w:semiHidden/>
     <w:unhideWhenUsed/>
   </w:style>
   <w:style w:type="table" w:default="1" w:styleId="a1">
@@ -3463,7 +4458,7 @@
 </file>
 
 <file path=customXml/itemProps1.xml><?xml version="1.0" encoding="utf-8"?>
-<ds:datastoreItem xmlns:ds="http://schemas.openxmlformats.org/officeDocument/2006/customXml" ds:itemID="{E7340142-215A-408C-BC3D-EBFC6D178DE1}">
+<ds:datastoreItem xmlns:ds="http://schemas.openxmlformats.org/officeDocument/2006/customXml" ds:itemID="{A651875F-BE13-4318-817B-D0A9C1C319E8}">
   <ds:schemaRefs>
     <ds:schemaRef ds:uri="http://schemas.openxmlformats.org/officeDocument/2006/bibliography"/>
   </ds:schemaRefs>

--- a/Labs/Lab2/Lab2Task1.docx
+++ b/Labs/Lab2/Lab2Task1.docx
@@ -1,6 +1,6 @@
 
 <file path=word/document.xml><?xml version="1.0" encoding="utf-8"?>
-<w:document xmlns:wpc="http://schemas.microsoft.com/office/word/2010/wordprocessingCanvas" xmlns:cx="http://schemas.microsoft.com/office/drawing/2014/chartex" xmlns:mc="http://schemas.openxmlformats.org/markup-compatibility/2006" xmlns:o="urn:schemas-microsoft-com:office:office" xmlns:r="http://schemas.openxmlformats.org/officeDocument/2006/relationships" xmlns:m="http://schemas.openxmlformats.org/officeDocument/2006/math" xmlns:v="urn:schemas-microsoft-com:vml" xmlns:wp14="http://schemas.microsoft.com/office/word/2010/wordprocessingDrawing" xmlns:wp="http://schemas.openxmlformats.org/drawingml/2006/wordprocessingDrawing" xmlns:w10="urn:schemas-microsoft-com:office:word" xmlns:w="http://schemas.openxmlformats.org/wordprocessingml/2006/main" xmlns:w14="http://schemas.microsoft.com/office/word/2010/wordml" xmlns:w15="http://schemas.microsoft.com/office/word/2012/wordml" xmlns:w16se="http://schemas.microsoft.com/office/word/2015/wordml/symex" xmlns:wpg="http://schemas.microsoft.com/office/word/2010/wordprocessingGroup" xmlns:wpi="http://schemas.microsoft.com/office/word/2010/wordprocessingInk" xmlns:wne="http://schemas.microsoft.com/office/word/2006/wordml" xmlns:wps="http://schemas.microsoft.com/office/word/2010/wordprocessingShape" mc:Ignorable="w14 w15 w16se wp14">
+<w:document xmlns:wpc="http://schemas.microsoft.com/office/word/2010/wordprocessingCanvas" xmlns:cx="http://schemas.microsoft.com/office/drawing/2014/chartex" xmlns:cx1="http://schemas.microsoft.com/office/drawing/2015/9/8/chartex" xmlns:cx2="http://schemas.microsoft.com/office/drawing/2015/10/21/chartex" xmlns:cx3="http://schemas.microsoft.com/office/drawing/2016/5/9/chartex" xmlns:cx4="http://schemas.microsoft.com/office/drawing/2016/5/10/chartex" xmlns:cx5="http://schemas.microsoft.com/office/drawing/2016/5/11/chartex" xmlns:cx6="http://schemas.microsoft.com/office/drawing/2016/5/12/chartex" xmlns:cx7="http://schemas.microsoft.com/office/drawing/2016/5/13/chartex" xmlns:cx8="http://schemas.microsoft.com/office/drawing/2016/5/14/chartex" xmlns:mc="http://schemas.openxmlformats.org/markup-compatibility/2006" xmlns:aink="http://schemas.microsoft.com/office/drawing/2016/ink" xmlns:am3d="http://schemas.microsoft.com/office/drawing/2017/model3d" xmlns:o="urn:schemas-microsoft-com:office:office" xmlns:r="http://schemas.openxmlformats.org/officeDocument/2006/relationships" xmlns:m="http://schemas.openxmlformats.org/officeDocument/2006/math" xmlns:v="urn:schemas-microsoft-com:vml" xmlns:wp14="http://schemas.microsoft.com/office/word/2010/wordprocessingDrawing" xmlns:wp="http://schemas.openxmlformats.org/drawingml/2006/wordprocessingDrawing" xmlns:w10="urn:schemas-microsoft-com:office:word" xmlns:w="http://schemas.openxmlformats.org/wordprocessingml/2006/main" xmlns:w14="http://schemas.microsoft.com/office/word/2010/wordml" xmlns:w15="http://schemas.microsoft.com/office/word/2012/wordml" xmlns:w16cex="http://schemas.microsoft.com/office/word/2018/wordml/cex" xmlns:w16cid="http://schemas.microsoft.com/office/word/2016/wordml/cid" xmlns:w16="http://schemas.microsoft.com/office/word/2018/wordml" xmlns:w16sdtdh="http://schemas.microsoft.com/office/word/2020/wordml/sdtdatahash" xmlns:w16se="http://schemas.microsoft.com/office/word/2015/wordml/symex" xmlns:wpg="http://schemas.microsoft.com/office/word/2010/wordprocessingGroup" xmlns:wpi="http://schemas.microsoft.com/office/word/2010/wordprocessingInk" xmlns:wne="http://schemas.microsoft.com/office/word/2006/wordml" xmlns:wps="http://schemas.microsoft.com/office/word/2010/wordprocessingShape" mc:Ignorable="w14 w15 w16se w16cid w16 w16cex w16sdtdh wp14">
   <w:body>
     <w:p>
       <w:pPr>
@@ -2693,16 +2693,7 @@
                 <w:szCs w:val="24"/>
                 <w:lang w:val="en-US"/>
               </w:rPr>
-              <w:t>Fa</w:t>
-            </w:r>
-            <w:r>
-              <w:rPr>
-                <w:rFonts w:ascii="Times New Roman" w:hAnsi="Times New Roman" w:cs="Times New Roman"/>
-                <w:sz w:val="24"/>
-                <w:szCs w:val="24"/>
-                <w:lang w:val="en-US"/>
-              </w:rPr>
-              <w:t>s</w:t>
+              <w:t>Fas</w:t>
             </w:r>
             <w:proofErr w:type="spellEnd"/>
             <w:r>
@@ -2835,15 +2826,7 @@
                 <w:sz w:val="24"/>
                 <w:szCs w:val="24"/>
               </w:rPr>
-              <w:t xml:space="preserve">: </w:t>
-            </w:r>
-            <w:r>
-              <w:rPr>
-                <w:rFonts w:ascii="Times New Roman" w:hAnsi="Times New Roman" w:cs="Times New Roman"/>
-                <w:sz w:val="24"/>
-                <w:szCs w:val="24"/>
-              </w:rPr>
-              <w:t>Пароль должен содержать минимум 8 символов</w:t>
+              <w:t>: Пароль должен содержать минимум 8 символов</w:t>
             </w:r>
           </w:p>
         </w:tc>
@@ -2899,78 +2882,69 @@
                 <w:szCs w:val="24"/>
                 <w:lang w:val="en-US"/>
               </w:rPr>
+              <w:t>asdasdasd</w:t>
+            </w:r>
+            <w:proofErr w:type="spellEnd"/>
+            <w:r>
+              <w:rPr>
+                <w:rFonts w:ascii="Times New Roman" w:hAnsi="Times New Roman" w:cs="Times New Roman"/>
+                <w:sz w:val="24"/>
+                <w:szCs w:val="24"/>
+                <w:lang w:val="en-US"/>
+              </w:rPr>
+              <w:t xml:space="preserve">, </w:t>
+            </w:r>
+            <w:proofErr w:type="spellStart"/>
+            <w:r>
+              <w:rPr>
+                <w:rFonts w:ascii="Times New Roman" w:hAnsi="Times New Roman" w:cs="Times New Roman"/>
+                <w:sz w:val="24"/>
+                <w:szCs w:val="24"/>
+                <w:lang w:val="en-US"/>
+              </w:rPr>
+              <w:t>returnPassword</w:t>
+            </w:r>
+            <w:proofErr w:type="spellEnd"/>
+            <w:r>
+              <w:rPr>
+                <w:rFonts w:ascii="Times New Roman" w:hAnsi="Times New Roman" w:cs="Times New Roman"/>
+                <w:sz w:val="24"/>
+                <w:szCs w:val="24"/>
+                <w:lang w:val="en-US"/>
+              </w:rPr>
+              <w:t xml:space="preserve"> = </w:t>
+            </w:r>
+            <w:proofErr w:type="spellStart"/>
+            <w:r>
+              <w:rPr>
+                <w:rFonts w:ascii="Times New Roman" w:hAnsi="Times New Roman" w:cs="Times New Roman"/>
+                <w:sz w:val="24"/>
+                <w:szCs w:val="24"/>
+                <w:lang w:val="en-US"/>
+              </w:rPr>
+              <w:t>qweqweqwe</w:t>
+            </w:r>
+            <w:proofErr w:type="spellEnd"/>
+            <w:r>
+              <w:rPr>
+                <w:rFonts w:ascii="Times New Roman" w:hAnsi="Times New Roman" w:cs="Times New Roman"/>
+                <w:sz w:val="24"/>
+                <w:szCs w:val="24"/>
+                <w:lang w:val="en-US"/>
+              </w:rPr>
+              <w:t xml:space="preserve">, email = </w:t>
+            </w:r>
+            <w:proofErr w:type="spellStart"/>
+            <w:r>
+              <w:rPr>
+                <w:rFonts w:ascii="Times New Roman" w:hAnsi="Times New Roman" w:cs="Times New Roman"/>
+                <w:sz w:val="24"/>
+                <w:szCs w:val="24"/>
+                <w:lang w:val="en-US"/>
+              </w:rPr>
               <w:t>asd</w:t>
             </w:r>
-            <w:r>
-              <w:rPr>
-                <w:rFonts w:ascii="Times New Roman" w:hAnsi="Times New Roman" w:cs="Times New Roman"/>
-                <w:sz w:val="24"/>
-                <w:szCs w:val="24"/>
-                <w:lang w:val="en-US"/>
-              </w:rPr>
-              <w:t>asdasd</w:t>
-            </w:r>
             <w:proofErr w:type="spellEnd"/>
-            <w:r>
-              <w:rPr>
-                <w:rFonts w:ascii="Times New Roman" w:hAnsi="Times New Roman" w:cs="Times New Roman"/>
-                <w:sz w:val="24"/>
-                <w:szCs w:val="24"/>
-                <w:lang w:val="en-US"/>
-              </w:rPr>
-              <w:t xml:space="preserve">, </w:t>
-            </w:r>
-            <w:proofErr w:type="spellStart"/>
-            <w:r>
-              <w:rPr>
-                <w:rFonts w:ascii="Times New Roman" w:hAnsi="Times New Roman" w:cs="Times New Roman"/>
-                <w:sz w:val="24"/>
-                <w:szCs w:val="24"/>
-                <w:lang w:val="en-US"/>
-              </w:rPr>
-              <w:t>returnPassword</w:t>
-            </w:r>
-            <w:proofErr w:type="spellEnd"/>
-            <w:r>
-              <w:rPr>
-                <w:rFonts w:ascii="Times New Roman" w:hAnsi="Times New Roman" w:cs="Times New Roman"/>
-                <w:sz w:val="24"/>
-                <w:szCs w:val="24"/>
-                <w:lang w:val="en-US"/>
-              </w:rPr>
-              <w:t xml:space="preserve"> = </w:t>
-            </w:r>
-            <w:proofErr w:type="spellStart"/>
-            <w:r>
-              <w:rPr>
-                <w:rFonts w:ascii="Times New Roman" w:hAnsi="Times New Roman" w:cs="Times New Roman"/>
-                <w:sz w:val="24"/>
-                <w:szCs w:val="24"/>
-                <w:lang w:val="en-US"/>
-              </w:rPr>
-              <w:t>qweqweqwe</w:t>
-            </w:r>
-            <w:proofErr w:type="spellEnd"/>
-            <w:r>
-              <w:rPr>
-                <w:rFonts w:ascii="Times New Roman" w:hAnsi="Times New Roman" w:cs="Times New Roman"/>
-                <w:sz w:val="24"/>
-                <w:szCs w:val="24"/>
-                <w:lang w:val="en-US"/>
-              </w:rPr>
-              <w:t xml:space="preserve">, email = </w:t>
-            </w:r>
-            <w:proofErr w:type="spellStart"/>
-            <w:r>
-              <w:rPr>
-                <w:rFonts w:ascii="Times New Roman" w:hAnsi="Times New Roman" w:cs="Times New Roman"/>
-                <w:sz w:val="24"/>
-                <w:szCs w:val="24"/>
-                <w:lang w:val="en-US"/>
-              </w:rPr>
-              <w:t>asd</w:t>
-            </w:r>
-            <w:proofErr w:type="spellEnd"/>
           </w:p>
         </w:tc>
         <w:tc>
@@ -3013,17 +2987,7 @@
                 <w:sz w:val="24"/>
                 <w:szCs w:val="24"/>
               </w:rPr>
-              <w:t>Соответс</w:t>
-            </w:r>
-            <w:bookmarkStart w:id="0" w:name="_GoBack"/>
-            <w:bookmarkEnd w:id="0"/>
-            <w:r>
-              <w:rPr>
-                <w:rFonts w:ascii="Times New Roman" w:hAnsi="Times New Roman" w:cs="Times New Roman"/>
-                <w:sz w:val="24"/>
-                <w:szCs w:val="24"/>
-              </w:rPr>
-              <w:t>твует ожидаемому</w:t>
+              <w:t>Соответствует ожидаемому</w:t>
             </w:r>
           </w:p>
         </w:tc>
@@ -3248,16 +3212,7 @@
                 <w:szCs w:val="24"/>
                 <w:lang w:val="en-US"/>
               </w:rPr>
-              <w:t>As@fafa</w:t>
-            </w:r>
-            <w:r>
-              <w:rPr>
-                <w:rFonts w:ascii="Times New Roman" w:hAnsi="Times New Roman" w:cs="Times New Roman"/>
-                <w:sz w:val="24"/>
-                <w:szCs w:val="24"/>
-                <w:lang w:val="en-US"/>
-              </w:rPr>
-              <w:t xml:space="preserve">, </w:t>
+              <w:t xml:space="preserve">As@fafa, </w:t>
             </w:r>
             <w:proofErr w:type="spellStart"/>
             <w:r>
@@ -3652,16 +3607,7 @@
                 <w:szCs w:val="24"/>
                 <w:lang w:val="en-US"/>
               </w:rPr>
-              <w:t>@</w:t>
-            </w:r>
-            <w:r>
-              <w:rPr>
-                <w:rFonts w:ascii="Times New Roman" w:hAnsi="Times New Roman" w:cs="Times New Roman"/>
-                <w:sz w:val="24"/>
-                <w:szCs w:val="24"/>
-                <w:lang w:val="en-US"/>
-              </w:rPr>
-              <w:t>gmail.com</w:t>
+              <w:t>@gmail.com</w:t>
             </w:r>
           </w:p>
         </w:tc>
@@ -3739,6 +3685,1683 @@
         <w:t>4 Задание</w:t>
       </w:r>
     </w:p>
+    <w:tbl>
+      <w:tblPr>
+        <w:tblStyle w:val="a3"/>
+        <w:tblW w:w="0" w:type="auto"/>
+        <w:tblLook w:val="04A0" w:firstRow="1" w:lastRow="0" w:firstColumn="1" w:lastColumn="0" w:noHBand="0" w:noVBand="1"/>
+      </w:tblPr>
+      <w:tblGrid>
+        <w:gridCol w:w="491"/>
+        <w:gridCol w:w="820"/>
+        <w:gridCol w:w="739"/>
+        <w:gridCol w:w="969"/>
+        <w:gridCol w:w="969"/>
+        <w:gridCol w:w="896"/>
+        <w:gridCol w:w="955"/>
+        <w:gridCol w:w="982"/>
+        <w:gridCol w:w="939"/>
+        <w:gridCol w:w="600"/>
+        <w:gridCol w:w="985"/>
+      </w:tblGrid>
+      <w:tr>
+        <w:tc>
+          <w:tcPr>
+            <w:tcW w:w="1067" w:type="dxa"/>
+          </w:tcPr>
+          <w:p>
+            <w:pPr>
+              <w:rPr>
+                <w:rFonts w:ascii="Times New Roman" w:hAnsi="Times New Roman" w:cs="Times New Roman"/>
+                <w:sz w:val="24"/>
+                <w:szCs w:val="24"/>
+              </w:rPr>
+            </w:pPr>
+            <w:r>
+              <w:rPr>
+                <w:rFonts w:ascii="Times New Roman" w:hAnsi="Times New Roman" w:cs="Times New Roman"/>
+                <w:sz w:val="24"/>
+                <w:szCs w:val="24"/>
+              </w:rPr>
+              <w:t>№ тест-кейс</w:t>
+            </w:r>
+          </w:p>
+        </w:tc>
+        <w:tc>
+          <w:tcPr>
+            <w:tcW w:w="242" w:type="dxa"/>
+          </w:tcPr>
+          <w:p>
+            <w:pPr>
+              <w:rPr>
+                <w:rFonts w:ascii="Times New Roman" w:hAnsi="Times New Roman" w:cs="Times New Roman"/>
+                <w:sz w:val="24"/>
+                <w:szCs w:val="24"/>
+              </w:rPr>
+            </w:pPr>
+            <w:r>
+              <w:rPr>
+                <w:rFonts w:ascii="Times New Roman" w:hAnsi="Times New Roman" w:cs="Times New Roman"/>
+                <w:sz w:val="24"/>
+                <w:szCs w:val="24"/>
+              </w:rPr>
+              <w:t>Приоритет теста</w:t>
+            </w:r>
+          </w:p>
+        </w:tc>
+        <w:tc>
+          <w:tcPr>
+            <w:tcW w:w="739" w:type="dxa"/>
+          </w:tcPr>
+          <w:p>
+            <w:pPr>
+              <w:rPr>
+                <w:rFonts w:ascii="Times New Roman" w:hAnsi="Times New Roman" w:cs="Times New Roman"/>
+                <w:sz w:val="24"/>
+                <w:szCs w:val="24"/>
+              </w:rPr>
+            </w:pPr>
+            <w:r>
+              <w:rPr>
+                <w:rFonts w:ascii="Times New Roman" w:hAnsi="Times New Roman" w:cs="Times New Roman"/>
+                <w:sz w:val="24"/>
+                <w:szCs w:val="24"/>
+              </w:rPr>
+              <w:t>Название теста</w:t>
+            </w:r>
+          </w:p>
+        </w:tc>
+        <w:tc>
+          <w:tcPr>
+            <w:tcW w:w="969" w:type="dxa"/>
+          </w:tcPr>
+          <w:p>
+            <w:pPr>
+              <w:rPr>
+                <w:rFonts w:ascii="Times New Roman" w:hAnsi="Times New Roman" w:cs="Times New Roman"/>
+                <w:sz w:val="24"/>
+                <w:szCs w:val="24"/>
+              </w:rPr>
+            </w:pPr>
+            <w:r>
+              <w:rPr>
+                <w:rFonts w:ascii="Times New Roman" w:hAnsi="Times New Roman" w:cs="Times New Roman"/>
+                <w:sz w:val="24"/>
+                <w:szCs w:val="24"/>
+              </w:rPr>
+              <w:t>Шаги тестирования</w:t>
+            </w:r>
+          </w:p>
+        </w:tc>
+        <w:tc>
+          <w:tcPr>
+            <w:tcW w:w="969" w:type="dxa"/>
+          </w:tcPr>
+          <w:p>
+            <w:pPr>
+              <w:rPr>
+                <w:rFonts w:ascii="Times New Roman" w:hAnsi="Times New Roman" w:cs="Times New Roman"/>
+                <w:sz w:val="24"/>
+                <w:szCs w:val="24"/>
+              </w:rPr>
+            </w:pPr>
+            <w:r>
+              <w:rPr>
+                <w:rFonts w:ascii="Times New Roman" w:hAnsi="Times New Roman" w:cs="Times New Roman"/>
+                <w:sz w:val="24"/>
+                <w:szCs w:val="24"/>
+              </w:rPr>
+              <w:t>Данные тестирования</w:t>
+            </w:r>
+          </w:p>
+        </w:tc>
+        <w:tc>
+          <w:tcPr>
+            <w:tcW w:w="895" w:type="dxa"/>
+          </w:tcPr>
+          <w:p>
+            <w:pPr>
+              <w:rPr>
+                <w:rFonts w:ascii="Times New Roman" w:hAnsi="Times New Roman" w:cs="Times New Roman"/>
+                <w:sz w:val="24"/>
+                <w:szCs w:val="24"/>
+              </w:rPr>
+            </w:pPr>
+            <w:r>
+              <w:rPr>
+                <w:rFonts w:ascii="Times New Roman" w:hAnsi="Times New Roman" w:cs="Times New Roman"/>
+                <w:sz w:val="24"/>
+                <w:szCs w:val="24"/>
+              </w:rPr>
+              <w:t>Ожидаемый результат</w:t>
+            </w:r>
+          </w:p>
+        </w:tc>
+        <w:tc>
+          <w:tcPr>
+            <w:tcW w:w="955" w:type="dxa"/>
+          </w:tcPr>
+          <w:p>
+            <w:pPr>
+              <w:rPr>
+                <w:rFonts w:ascii="Times New Roman" w:hAnsi="Times New Roman" w:cs="Times New Roman"/>
+                <w:sz w:val="24"/>
+                <w:szCs w:val="24"/>
+              </w:rPr>
+            </w:pPr>
+            <w:r>
+              <w:rPr>
+                <w:rFonts w:ascii="Times New Roman" w:hAnsi="Times New Roman" w:cs="Times New Roman"/>
+                <w:sz w:val="24"/>
+                <w:szCs w:val="24"/>
+              </w:rPr>
+              <w:t>Фактический результат</w:t>
+            </w:r>
+          </w:p>
+        </w:tc>
+        <w:tc>
+          <w:tcPr>
+            <w:tcW w:w="982" w:type="dxa"/>
+          </w:tcPr>
+          <w:p>
+            <w:pPr>
+              <w:rPr>
+                <w:rFonts w:ascii="Times New Roman" w:hAnsi="Times New Roman" w:cs="Times New Roman"/>
+                <w:sz w:val="24"/>
+                <w:szCs w:val="24"/>
+              </w:rPr>
+            </w:pPr>
+            <w:r>
+              <w:rPr>
+                <w:rFonts w:ascii="Times New Roman" w:hAnsi="Times New Roman" w:cs="Times New Roman"/>
+                <w:sz w:val="24"/>
+                <w:szCs w:val="24"/>
+              </w:rPr>
+              <w:t>Предпосылки</w:t>
+            </w:r>
+          </w:p>
+        </w:tc>
+        <w:tc>
+          <w:tcPr>
+            <w:tcW w:w="938" w:type="dxa"/>
+          </w:tcPr>
+          <w:p>
+            <w:pPr>
+              <w:rPr>
+                <w:rFonts w:ascii="Times New Roman" w:hAnsi="Times New Roman" w:cs="Times New Roman"/>
+                <w:sz w:val="24"/>
+                <w:szCs w:val="24"/>
+              </w:rPr>
+            </w:pPr>
+            <w:r>
+              <w:rPr>
+                <w:rFonts w:ascii="Times New Roman" w:hAnsi="Times New Roman" w:cs="Times New Roman"/>
+                <w:sz w:val="24"/>
+                <w:szCs w:val="24"/>
+              </w:rPr>
+              <w:t>Постусловия</w:t>
+            </w:r>
+          </w:p>
+        </w:tc>
+        <w:tc>
+          <w:tcPr>
+            <w:tcW w:w="600" w:type="dxa"/>
+          </w:tcPr>
+          <w:p>
+            <w:pPr>
+              <w:rPr>
+                <w:rFonts w:ascii="Times New Roman" w:hAnsi="Times New Roman" w:cs="Times New Roman"/>
+                <w:sz w:val="24"/>
+                <w:szCs w:val="24"/>
+              </w:rPr>
+            </w:pPr>
+            <w:r>
+              <w:rPr>
+                <w:rFonts w:ascii="Times New Roman" w:hAnsi="Times New Roman" w:cs="Times New Roman"/>
+                <w:sz w:val="24"/>
+                <w:szCs w:val="24"/>
+              </w:rPr>
+              <w:t>Статус</w:t>
+            </w:r>
+          </w:p>
+        </w:tc>
+        <w:tc>
+          <w:tcPr>
+            <w:tcW w:w="989" w:type="dxa"/>
+          </w:tcPr>
+          <w:p>
+            <w:pPr>
+              <w:rPr>
+                <w:rFonts w:ascii="Times New Roman" w:hAnsi="Times New Roman" w:cs="Times New Roman"/>
+                <w:sz w:val="24"/>
+                <w:szCs w:val="24"/>
+              </w:rPr>
+            </w:pPr>
+            <w:r>
+              <w:rPr>
+                <w:rFonts w:ascii="Times New Roman" w:hAnsi="Times New Roman" w:cs="Times New Roman"/>
+                <w:sz w:val="24"/>
+                <w:szCs w:val="24"/>
+              </w:rPr>
+              <w:t>Комментарий</w:t>
+            </w:r>
+          </w:p>
+        </w:tc>
+      </w:tr>
+      <w:tr>
+        <w:tc>
+          <w:tcPr>
+            <w:tcW w:w="1067" w:type="dxa"/>
+          </w:tcPr>
+          <w:p>
+            <w:pPr>
+              <w:rPr>
+                <w:rFonts w:ascii="Times New Roman" w:hAnsi="Times New Roman" w:cs="Times New Roman"/>
+                <w:sz w:val="24"/>
+                <w:szCs w:val="24"/>
+              </w:rPr>
+            </w:pPr>
+          </w:p>
+        </w:tc>
+        <w:tc>
+          <w:tcPr>
+            <w:tcW w:w="242" w:type="dxa"/>
+          </w:tcPr>
+          <w:p>
+            <w:pPr>
+              <w:rPr>
+                <w:rFonts w:ascii="Times New Roman" w:hAnsi="Times New Roman" w:cs="Times New Roman"/>
+                <w:sz w:val="24"/>
+                <w:szCs w:val="24"/>
+              </w:rPr>
+            </w:pPr>
+          </w:p>
+        </w:tc>
+        <w:tc>
+          <w:tcPr>
+            <w:tcW w:w="739" w:type="dxa"/>
+          </w:tcPr>
+          <w:p>
+            <w:pPr>
+              <w:rPr>
+                <w:rFonts w:ascii="Times New Roman" w:hAnsi="Times New Roman" w:cs="Times New Roman"/>
+                <w:sz w:val="24"/>
+                <w:szCs w:val="24"/>
+              </w:rPr>
+            </w:pPr>
+          </w:p>
+        </w:tc>
+        <w:tc>
+          <w:tcPr>
+            <w:tcW w:w="969" w:type="dxa"/>
+          </w:tcPr>
+          <w:p>
+            <w:pPr>
+              <w:rPr>
+                <w:rFonts w:ascii="Times New Roman" w:hAnsi="Times New Roman" w:cs="Times New Roman"/>
+                <w:sz w:val="24"/>
+                <w:szCs w:val="24"/>
+              </w:rPr>
+            </w:pPr>
+          </w:p>
+        </w:tc>
+        <w:tc>
+          <w:tcPr>
+            <w:tcW w:w="969" w:type="dxa"/>
+          </w:tcPr>
+          <w:p>
+            <w:pPr>
+              <w:rPr>
+                <w:rFonts w:ascii="Times New Roman" w:hAnsi="Times New Roman" w:cs="Times New Roman"/>
+                <w:sz w:val="24"/>
+                <w:szCs w:val="24"/>
+              </w:rPr>
+            </w:pPr>
+          </w:p>
+        </w:tc>
+        <w:tc>
+          <w:tcPr>
+            <w:tcW w:w="895" w:type="dxa"/>
+          </w:tcPr>
+          <w:p>
+            <w:pPr>
+              <w:rPr>
+                <w:rFonts w:ascii="Times New Roman" w:hAnsi="Times New Roman" w:cs="Times New Roman"/>
+                <w:sz w:val="24"/>
+                <w:szCs w:val="24"/>
+              </w:rPr>
+            </w:pPr>
+          </w:p>
+        </w:tc>
+        <w:tc>
+          <w:tcPr>
+            <w:tcW w:w="955" w:type="dxa"/>
+          </w:tcPr>
+          <w:p>
+            <w:pPr>
+              <w:rPr>
+                <w:rFonts w:ascii="Times New Roman" w:hAnsi="Times New Roman" w:cs="Times New Roman"/>
+                <w:sz w:val="24"/>
+                <w:szCs w:val="24"/>
+              </w:rPr>
+            </w:pPr>
+          </w:p>
+        </w:tc>
+        <w:tc>
+          <w:tcPr>
+            <w:tcW w:w="982" w:type="dxa"/>
+          </w:tcPr>
+          <w:p>
+            <w:pPr>
+              <w:rPr>
+                <w:rFonts w:ascii="Times New Roman" w:hAnsi="Times New Roman" w:cs="Times New Roman"/>
+                <w:sz w:val="24"/>
+                <w:szCs w:val="24"/>
+              </w:rPr>
+            </w:pPr>
+          </w:p>
+        </w:tc>
+        <w:tc>
+          <w:tcPr>
+            <w:tcW w:w="938" w:type="dxa"/>
+          </w:tcPr>
+          <w:p>
+            <w:pPr>
+              <w:rPr>
+                <w:rFonts w:ascii="Times New Roman" w:hAnsi="Times New Roman" w:cs="Times New Roman"/>
+                <w:sz w:val="24"/>
+                <w:szCs w:val="24"/>
+              </w:rPr>
+            </w:pPr>
+          </w:p>
+        </w:tc>
+        <w:tc>
+          <w:tcPr>
+            <w:tcW w:w="600" w:type="dxa"/>
+          </w:tcPr>
+          <w:p>
+            <w:pPr>
+              <w:rPr>
+                <w:rFonts w:ascii="Times New Roman" w:hAnsi="Times New Roman" w:cs="Times New Roman"/>
+                <w:sz w:val="24"/>
+                <w:szCs w:val="24"/>
+              </w:rPr>
+            </w:pPr>
+          </w:p>
+        </w:tc>
+        <w:tc>
+          <w:tcPr>
+            <w:tcW w:w="989" w:type="dxa"/>
+          </w:tcPr>
+          <w:p>
+            <w:pPr>
+              <w:rPr>
+                <w:rFonts w:ascii="Times New Roman" w:hAnsi="Times New Roman" w:cs="Times New Roman"/>
+                <w:sz w:val="24"/>
+                <w:szCs w:val="24"/>
+              </w:rPr>
+            </w:pPr>
+          </w:p>
+        </w:tc>
+      </w:tr>
+      <w:tr>
+        <w:tc>
+          <w:tcPr>
+            <w:tcW w:w="1067" w:type="dxa"/>
+          </w:tcPr>
+          <w:p>
+            <w:pPr>
+              <w:rPr>
+                <w:rFonts w:ascii="Times New Roman" w:hAnsi="Times New Roman" w:cs="Times New Roman"/>
+                <w:sz w:val="24"/>
+                <w:szCs w:val="24"/>
+              </w:rPr>
+            </w:pPr>
+          </w:p>
+        </w:tc>
+        <w:tc>
+          <w:tcPr>
+            <w:tcW w:w="242" w:type="dxa"/>
+          </w:tcPr>
+          <w:p>
+            <w:pPr>
+              <w:rPr>
+                <w:rFonts w:ascii="Times New Roman" w:hAnsi="Times New Roman" w:cs="Times New Roman"/>
+                <w:sz w:val="24"/>
+                <w:szCs w:val="24"/>
+              </w:rPr>
+            </w:pPr>
+          </w:p>
+        </w:tc>
+        <w:tc>
+          <w:tcPr>
+            <w:tcW w:w="739" w:type="dxa"/>
+          </w:tcPr>
+          <w:p>
+            <w:pPr>
+              <w:rPr>
+                <w:rFonts w:ascii="Times New Roman" w:hAnsi="Times New Roman" w:cs="Times New Roman"/>
+                <w:sz w:val="24"/>
+                <w:szCs w:val="24"/>
+              </w:rPr>
+            </w:pPr>
+          </w:p>
+        </w:tc>
+        <w:tc>
+          <w:tcPr>
+            <w:tcW w:w="969" w:type="dxa"/>
+          </w:tcPr>
+          <w:p>
+            <w:pPr>
+              <w:rPr>
+                <w:rFonts w:ascii="Times New Roman" w:hAnsi="Times New Roman" w:cs="Times New Roman"/>
+                <w:sz w:val="24"/>
+                <w:szCs w:val="24"/>
+              </w:rPr>
+            </w:pPr>
+          </w:p>
+        </w:tc>
+        <w:tc>
+          <w:tcPr>
+            <w:tcW w:w="969" w:type="dxa"/>
+          </w:tcPr>
+          <w:p>
+            <w:pPr>
+              <w:rPr>
+                <w:rFonts w:ascii="Times New Roman" w:hAnsi="Times New Roman" w:cs="Times New Roman"/>
+                <w:sz w:val="24"/>
+                <w:szCs w:val="24"/>
+              </w:rPr>
+            </w:pPr>
+          </w:p>
+        </w:tc>
+        <w:tc>
+          <w:tcPr>
+            <w:tcW w:w="895" w:type="dxa"/>
+          </w:tcPr>
+          <w:p>
+            <w:pPr>
+              <w:rPr>
+                <w:rFonts w:ascii="Times New Roman" w:hAnsi="Times New Roman" w:cs="Times New Roman"/>
+                <w:sz w:val="24"/>
+                <w:szCs w:val="24"/>
+              </w:rPr>
+            </w:pPr>
+          </w:p>
+        </w:tc>
+        <w:tc>
+          <w:tcPr>
+            <w:tcW w:w="955" w:type="dxa"/>
+          </w:tcPr>
+          <w:p>
+            <w:pPr>
+              <w:rPr>
+                <w:rFonts w:ascii="Times New Roman" w:hAnsi="Times New Roman" w:cs="Times New Roman"/>
+                <w:sz w:val="24"/>
+                <w:szCs w:val="24"/>
+              </w:rPr>
+            </w:pPr>
+          </w:p>
+        </w:tc>
+        <w:tc>
+          <w:tcPr>
+            <w:tcW w:w="982" w:type="dxa"/>
+          </w:tcPr>
+          <w:p>
+            <w:pPr>
+              <w:rPr>
+                <w:rFonts w:ascii="Times New Roman" w:hAnsi="Times New Roman" w:cs="Times New Roman"/>
+                <w:sz w:val="24"/>
+                <w:szCs w:val="24"/>
+              </w:rPr>
+            </w:pPr>
+          </w:p>
+        </w:tc>
+        <w:tc>
+          <w:tcPr>
+            <w:tcW w:w="938" w:type="dxa"/>
+          </w:tcPr>
+          <w:p>
+            <w:pPr>
+              <w:rPr>
+                <w:rFonts w:ascii="Times New Roman" w:hAnsi="Times New Roman" w:cs="Times New Roman"/>
+                <w:sz w:val="24"/>
+                <w:szCs w:val="24"/>
+              </w:rPr>
+            </w:pPr>
+          </w:p>
+        </w:tc>
+        <w:tc>
+          <w:tcPr>
+            <w:tcW w:w="600" w:type="dxa"/>
+          </w:tcPr>
+          <w:p>
+            <w:pPr>
+              <w:rPr>
+                <w:rFonts w:ascii="Times New Roman" w:hAnsi="Times New Roman" w:cs="Times New Roman"/>
+                <w:sz w:val="24"/>
+                <w:szCs w:val="24"/>
+              </w:rPr>
+            </w:pPr>
+          </w:p>
+        </w:tc>
+        <w:tc>
+          <w:tcPr>
+            <w:tcW w:w="989" w:type="dxa"/>
+          </w:tcPr>
+          <w:p>
+            <w:pPr>
+              <w:rPr>
+                <w:rFonts w:ascii="Times New Roman" w:hAnsi="Times New Roman" w:cs="Times New Roman"/>
+                <w:sz w:val="24"/>
+                <w:szCs w:val="24"/>
+              </w:rPr>
+            </w:pPr>
+          </w:p>
+        </w:tc>
+      </w:tr>
+      <w:tr>
+        <w:tc>
+          <w:tcPr>
+            <w:tcW w:w="1067" w:type="dxa"/>
+          </w:tcPr>
+          <w:p>
+            <w:pPr>
+              <w:rPr>
+                <w:rFonts w:ascii="Times New Roman" w:hAnsi="Times New Roman" w:cs="Times New Roman"/>
+                <w:sz w:val="24"/>
+                <w:szCs w:val="24"/>
+              </w:rPr>
+            </w:pPr>
+          </w:p>
+        </w:tc>
+        <w:tc>
+          <w:tcPr>
+            <w:tcW w:w="242" w:type="dxa"/>
+          </w:tcPr>
+          <w:p>
+            <w:pPr>
+              <w:rPr>
+                <w:rFonts w:ascii="Times New Roman" w:hAnsi="Times New Roman" w:cs="Times New Roman"/>
+                <w:sz w:val="24"/>
+                <w:szCs w:val="24"/>
+              </w:rPr>
+            </w:pPr>
+          </w:p>
+        </w:tc>
+        <w:tc>
+          <w:tcPr>
+            <w:tcW w:w="739" w:type="dxa"/>
+          </w:tcPr>
+          <w:p>
+            <w:pPr>
+              <w:rPr>
+                <w:rFonts w:ascii="Times New Roman" w:hAnsi="Times New Roman" w:cs="Times New Roman"/>
+                <w:sz w:val="24"/>
+                <w:szCs w:val="24"/>
+              </w:rPr>
+            </w:pPr>
+          </w:p>
+        </w:tc>
+        <w:tc>
+          <w:tcPr>
+            <w:tcW w:w="969" w:type="dxa"/>
+          </w:tcPr>
+          <w:p>
+            <w:pPr>
+              <w:rPr>
+                <w:rFonts w:ascii="Times New Roman" w:hAnsi="Times New Roman" w:cs="Times New Roman"/>
+                <w:sz w:val="24"/>
+                <w:szCs w:val="24"/>
+              </w:rPr>
+            </w:pPr>
+          </w:p>
+        </w:tc>
+        <w:tc>
+          <w:tcPr>
+            <w:tcW w:w="969" w:type="dxa"/>
+          </w:tcPr>
+          <w:p>
+            <w:pPr>
+              <w:rPr>
+                <w:rFonts w:ascii="Times New Roman" w:hAnsi="Times New Roman" w:cs="Times New Roman"/>
+                <w:sz w:val="24"/>
+                <w:szCs w:val="24"/>
+              </w:rPr>
+            </w:pPr>
+          </w:p>
+        </w:tc>
+        <w:tc>
+          <w:tcPr>
+            <w:tcW w:w="895" w:type="dxa"/>
+          </w:tcPr>
+          <w:p>
+            <w:pPr>
+              <w:rPr>
+                <w:rFonts w:ascii="Times New Roman" w:hAnsi="Times New Roman" w:cs="Times New Roman"/>
+                <w:sz w:val="24"/>
+                <w:szCs w:val="24"/>
+              </w:rPr>
+            </w:pPr>
+          </w:p>
+        </w:tc>
+        <w:tc>
+          <w:tcPr>
+            <w:tcW w:w="955" w:type="dxa"/>
+          </w:tcPr>
+          <w:p>
+            <w:pPr>
+              <w:rPr>
+                <w:rFonts w:ascii="Times New Roman" w:hAnsi="Times New Roman" w:cs="Times New Roman"/>
+                <w:sz w:val="24"/>
+                <w:szCs w:val="24"/>
+              </w:rPr>
+            </w:pPr>
+          </w:p>
+        </w:tc>
+        <w:tc>
+          <w:tcPr>
+            <w:tcW w:w="982" w:type="dxa"/>
+          </w:tcPr>
+          <w:p>
+            <w:pPr>
+              <w:rPr>
+                <w:rFonts w:ascii="Times New Roman" w:hAnsi="Times New Roman" w:cs="Times New Roman"/>
+                <w:sz w:val="24"/>
+                <w:szCs w:val="24"/>
+              </w:rPr>
+            </w:pPr>
+          </w:p>
+        </w:tc>
+        <w:tc>
+          <w:tcPr>
+            <w:tcW w:w="938" w:type="dxa"/>
+          </w:tcPr>
+          <w:p>
+            <w:pPr>
+              <w:rPr>
+                <w:rFonts w:ascii="Times New Roman" w:hAnsi="Times New Roman" w:cs="Times New Roman"/>
+                <w:sz w:val="24"/>
+                <w:szCs w:val="24"/>
+              </w:rPr>
+            </w:pPr>
+          </w:p>
+        </w:tc>
+        <w:tc>
+          <w:tcPr>
+            <w:tcW w:w="600" w:type="dxa"/>
+          </w:tcPr>
+          <w:p>
+            <w:pPr>
+              <w:rPr>
+                <w:rFonts w:ascii="Times New Roman" w:hAnsi="Times New Roman" w:cs="Times New Roman"/>
+                <w:sz w:val="24"/>
+                <w:szCs w:val="24"/>
+              </w:rPr>
+            </w:pPr>
+          </w:p>
+        </w:tc>
+        <w:tc>
+          <w:tcPr>
+            <w:tcW w:w="989" w:type="dxa"/>
+          </w:tcPr>
+          <w:p>
+            <w:pPr>
+              <w:rPr>
+                <w:rFonts w:ascii="Times New Roman" w:hAnsi="Times New Roman" w:cs="Times New Roman"/>
+                <w:sz w:val="24"/>
+                <w:szCs w:val="24"/>
+              </w:rPr>
+            </w:pPr>
+          </w:p>
+        </w:tc>
+      </w:tr>
+      <w:tr>
+        <w:tc>
+          <w:tcPr>
+            <w:tcW w:w="1067" w:type="dxa"/>
+          </w:tcPr>
+          <w:p>
+            <w:pPr>
+              <w:rPr>
+                <w:rFonts w:ascii="Times New Roman" w:hAnsi="Times New Roman" w:cs="Times New Roman"/>
+                <w:sz w:val="24"/>
+                <w:szCs w:val="24"/>
+              </w:rPr>
+            </w:pPr>
+          </w:p>
+        </w:tc>
+        <w:tc>
+          <w:tcPr>
+            <w:tcW w:w="242" w:type="dxa"/>
+          </w:tcPr>
+          <w:p>
+            <w:pPr>
+              <w:rPr>
+                <w:rFonts w:ascii="Times New Roman" w:hAnsi="Times New Roman" w:cs="Times New Roman"/>
+                <w:sz w:val="24"/>
+                <w:szCs w:val="24"/>
+              </w:rPr>
+            </w:pPr>
+          </w:p>
+        </w:tc>
+        <w:tc>
+          <w:tcPr>
+            <w:tcW w:w="739" w:type="dxa"/>
+          </w:tcPr>
+          <w:p>
+            <w:pPr>
+              <w:rPr>
+                <w:rFonts w:ascii="Times New Roman" w:hAnsi="Times New Roman" w:cs="Times New Roman"/>
+                <w:sz w:val="24"/>
+                <w:szCs w:val="24"/>
+              </w:rPr>
+            </w:pPr>
+          </w:p>
+        </w:tc>
+        <w:tc>
+          <w:tcPr>
+            <w:tcW w:w="969" w:type="dxa"/>
+          </w:tcPr>
+          <w:p>
+            <w:pPr>
+              <w:rPr>
+                <w:rFonts w:ascii="Times New Roman" w:hAnsi="Times New Roman" w:cs="Times New Roman"/>
+                <w:sz w:val="24"/>
+                <w:szCs w:val="24"/>
+              </w:rPr>
+            </w:pPr>
+          </w:p>
+        </w:tc>
+        <w:tc>
+          <w:tcPr>
+            <w:tcW w:w="969" w:type="dxa"/>
+          </w:tcPr>
+          <w:p>
+            <w:pPr>
+              <w:rPr>
+                <w:rFonts w:ascii="Times New Roman" w:hAnsi="Times New Roman" w:cs="Times New Roman"/>
+                <w:sz w:val="24"/>
+                <w:szCs w:val="24"/>
+              </w:rPr>
+            </w:pPr>
+          </w:p>
+        </w:tc>
+        <w:tc>
+          <w:tcPr>
+            <w:tcW w:w="895" w:type="dxa"/>
+          </w:tcPr>
+          <w:p>
+            <w:pPr>
+              <w:rPr>
+                <w:rFonts w:ascii="Times New Roman" w:hAnsi="Times New Roman" w:cs="Times New Roman"/>
+                <w:sz w:val="24"/>
+                <w:szCs w:val="24"/>
+              </w:rPr>
+            </w:pPr>
+          </w:p>
+        </w:tc>
+        <w:tc>
+          <w:tcPr>
+            <w:tcW w:w="955" w:type="dxa"/>
+          </w:tcPr>
+          <w:p>
+            <w:pPr>
+              <w:rPr>
+                <w:rFonts w:ascii="Times New Roman" w:hAnsi="Times New Roman" w:cs="Times New Roman"/>
+                <w:sz w:val="24"/>
+                <w:szCs w:val="24"/>
+              </w:rPr>
+            </w:pPr>
+          </w:p>
+        </w:tc>
+        <w:tc>
+          <w:tcPr>
+            <w:tcW w:w="982" w:type="dxa"/>
+          </w:tcPr>
+          <w:p>
+            <w:pPr>
+              <w:rPr>
+                <w:rFonts w:ascii="Times New Roman" w:hAnsi="Times New Roman" w:cs="Times New Roman"/>
+                <w:sz w:val="24"/>
+                <w:szCs w:val="24"/>
+              </w:rPr>
+            </w:pPr>
+          </w:p>
+        </w:tc>
+        <w:tc>
+          <w:tcPr>
+            <w:tcW w:w="938" w:type="dxa"/>
+          </w:tcPr>
+          <w:p>
+            <w:pPr>
+              <w:rPr>
+                <w:rFonts w:ascii="Times New Roman" w:hAnsi="Times New Roman" w:cs="Times New Roman"/>
+                <w:sz w:val="24"/>
+                <w:szCs w:val="24"/>
+              </w:rPr>
+            </w:pPr>
+          </w:p>
+        </w:tc>
+        <w:tc>
+          <w:tcPr>
+            <w:tcW w:w="600" w:type="dxa"/>
+          </w:tcPr>
+          <w:p>
+            <w:pPr>
+              <w:rPr>
+                <w:rFonts w:ascii="Times New Roman" w:hAnsi="Times New Roman" w:cs="Times New Roman"/>
+                <w:sz w:val="24"/>
+                <w:szCs w:val="24"/>
+              </w:rPr>
+            </w:pPr>
+          </w:p>
+        </w:tc>
+        <w:tc>
+          <w:tcPr>
+            <w:tcW w:w="989" w:type="dxa"/>
+          </w:tcPr>
+          <w:p>
+            <w:pPr>
+              <w:rPr>
+                <w:rFonts w:ascii="Times New Roman" w:hAnsi="Times New Roman" w:cs="Times New Roman"/>
+                <w:sz w:val="24"/>
+                <w:szCs w:val="24"/>
+              </w:rPr>
+            </w:pPr>
+          </w:p>
+        </w:tc>
+      </w:tr>
+      <w:tr>
+        <w:tc>
+          <w:tcPr>
+            <w:tcW w:w="1067" w:type="dxa"/>
+          </w:tcPr>
+          <w:p>
+            <w:pPr>
+              <w:rPr>
+                <w:rFonts w:ascii="Times New Roman" w:hAnsi="Times New Roman" w:cs="Times New Roman"/>
+                <w:sz w:val="24"/>
+                <w:szCs w:val="24"/>
+              </w:rPr>
+            </w:pPr>
+          </w:p>
+        </w:tc>
+        <w:tc>
+          <w:tcPr>
+            <w:tcW w:w="242" w:type="dxa"/>
+          </w:tcPr>
+          <w:p>
+            <w:pPr>
+              <w:rPr>
+                <w:rFonts w:ascii="Times New Roman" w:hAnsi="Times New Roman" w:cs="Times New Roman"/>
+                <w:sz w:val="24"/>
+                <w:szCs w:val="24"/>
+              </w:rPr>
+            </w:pPr>
+          </w:p>
+        </w:tc>
+        <w:tc>
+          <w:tcPr>
+            <w:tcW w:w="739" w:type="dxa"/>
+          </w:tcPr>
+          <w:p>
+            <w:pPr>
+              <w:rPr>
+                <w:rFonts w:ascii="Times New Roman" w:hAnsi="Times New Roman" w:cs="Times New Roman"/>
+                <w:sz w:val="24"/>
+                <w:szCs w:val="24"/>
+              </w:rPr>
+            </w:pPr>
+          </w:p>
+        </w:tc>
+        <w:tc>
+          <w:tcPr>
+            <w:tcW w:w="969" w:type="dxa"/>
+          </w:tcPr>
+          <w:p>
+            <w:pPr>
+              <w:rPr>
+                <w:rFonts w:ascii="Times New Roman" w:hAnsi="Times New Roman" w:cs="Times New Roman"/>
+                <w:sz w:val="24"/>
+                <w:szCs w:val="24"/>
+              </w:rPr>
+            </w:pPr>
+          </w:p>
+        </w:tc>
+        <w:tc>
+          <w:tcPr>
+            <w:tcW w:w="969" w:type="dxa"/>
+          </w:tcPr>
+          <w:p>
+            <w:pPr>
+              <w:rPr>
+                <w:rFonts w:ascii="Times New Roman" w:hAnsi="Times New Roman" w:cs="Times New Roman"/>
+                <w:sz w:val="24"/>
+                <w:szCs w:val="24"/>
+              </w:rPr>
+            </w:pPr>
+          </w:p>
+        </w:tc>
+        <w:tc>
+          <w:tcPr>
+            <w:tcW w:w="895" w:type="dxa"/>
+          </w:tcPr>
+          <w:p>
+            <w:pPr>
+              <w:rPr>
+                <w:rFonts w:ascii="Times New Roman" w:hAnsi="Times New Roman" w:cs="Times New Roman"/>
+                <w:sz w:val="24"/>
+                <w:szCs w:val="24"/>
+              </w:rPr>
+            </w:pPr>
+          </w:p>
+        </w:tc>
+        <w:tc>
+          <w:tcPr>
+            <w:tcW w:w="955" w:type="dxa"/>
+          </w:tcPr>
+          <w:p>
+            <w:pPr>
+              <w:rPr>
+                <w:rFonts w:ascii="Times New Roman" w:hAnsi="Times New Roman" w:cs="Times New Roman"/>
+                <w:sz w:val="24"/>
+                <w:szCs w:val="24"/>
+              </w:rPr>
+            </w:pPr>
+          </w:p>
+        </w:tc>
+        <w:tc>
+          <w:tcPr>
+            <w:tcW w:w="982" w:type="dxa"/>
+          </w:tcPr>
+          <w:p>
+            <w:pPr>
+              <w:rPr>
+                <w:rFonts w:ascii="Times New Roman" w:hAnsi="Times New Roman" w:cs="Times New Roman"/>
+                <w:sz w:val="24"/>
+                <w:szCs w:val="24"/>
+              </w:rPr>
+            </w:pPr>
+          </w:p>
+        </w:tc>
+        <w:tc>
+          <w:tcPr>
+            <w:tcW w:w="938" w:type="dxa"/>
+          </w:tcPr>
+          <w:p>
+            <w:pPr>
+              <w:rPr>
+                <w:rFonts w:ascii="Times New Roman" w:hAnsi="Times New Roman" w:cs="Times New Roman"/>
+                <w:sz w:val="24"/>
+                <w:szCs w:val="24"/>
+              </w:rPr>
+            </w:pPr>
+          </w:p>
+        </w:tc>
+        <w:tc>
+          <w:tcPr>
+            <w:tcW w:w="600" w:type="dxa"/>
+          </w:tcPr>
+          <w:p>
+            <w:pPr>
+              <w:rPr>
+                <w:rFonts w:ascii="Times New Roman" w:hAnsi="Times New Roman" w:cs="Times New Roman"/>
+                <w:sz w:val="24"/>
+                <w:szCs w:val="24"/>
+              </w:rPr>
+            </w:pPr>
+          </w:p>
+        </w:tc>
+        <w:tc>
+          <w:tcPr>
+            <w:tcW w:w="989" w:type="dxa"/>
+          </w:tcPr>
+          <w:p>
+            <w:pPr>
+              <w:rPr>
+                <w:rFonts w:ascii="Times New Roman" w:hAnsi="Times New Roman" w:cs="Times New Roman"/>
+                <w:sz w:val="24"/>
+                <w:szCs w:val="24"/>
+              </w:rPr>
+            </w:pPr>
+          </w:p>
+        </w:tc>
+      </w:tr>
+      <w:tr>
+        <w:tc>
+          <w:tcPr>
+            <w:tcW w:w="1067" w:type="dxa"/>
+          </w:tcPr>
+          <w:p>
+            <w:pPr>
+              <w:rPr>
+                <w:rFonts w:ascii="Times New Roman" w:hAnsi="Times New Roman" w:cs="Times New Roman"/>
+                <w:sz w:val="24"/>
+                <w:szCs w:val="24"/>
+              </w:rPr>
+            </w:pPr>
+          </w:p>
+        </w:tc>
+        <w:tc>
+          <w:tcPr>
+            <w:tcW w:w="242" w:type="dxa"/>
+          </w:tcPr>
+          <w:p>
+            <w:pPr>
+              <w:rPr>
+                <w:rFonts w:ascii="Times New Roman" w:hAnsi="Times New Roman" w:cs="Times New Roman"/>
+                <w:sz w:val="24"/>
+                <w:szCs w:val="24"/>
+              </w:rPr>
+            </w:pPr>
+          </w:p>
+        </w:tc>
+        <w:tc>
+          <w:tcPr>
+            <w:tcW w:w="739" w:type="dxa"/>
+          </w:tcPr>
+          <w:p>
+            <w:pPr>
+              <w:rPr>
+                <w:rFonts w:ascii="Times New Roman" w:hAnsi="Times New Roman" w:cs="Times New Roman"/>
+                <w:sz w:val="24"/>
+                <w:szCs w:val="24"/>
+              </w:rPr>
+            </w:pPr>
+          </w:p>
+        </w:tc>
+        <w:tc>
+          <w:tcPr>
+            <w:tcW w:w="969" w:type="dxa"/>
+          </w:tcPr>
+          <w:p>
+            <w:pPr>
+              <w:rPr>
+                <w:rFonts w:ascii="Times New Roman" w:hAnsi="Times New Roman" w:cs="Times New Roman"/>
+                <w:sz w:val="24"/>
+                <w:szCs w:val="24"/>
+              </w:rPr>
+            </w:pPr>
+          </w:p>
+        </w:tc>
+        <w:tc>
+          <w:tcPr>
+            <w:tcW w:w="969" w:type="dxa"/>
+          </w:tcPr>
+          <w:p>
+            <w:pPr>
+              <w:rPr>
+                <w:rFonts w:ascii="Times New Roman" w:hAnsi="Times New Roman" w:cs="Times New Roman"/>
+                <w:sz w:val="24"/>
+                <w:szCs w:val="24"/>
+              </w:rPr>
+            </w:pPr>
+          </w:p>
+        </w:tc>
+        <w:tc>
+          <w:tcPr>
+            <w:tcW w:w="895" w:type="dxa"/>
+          </w:tcPr>
+          <w:p>
+            <w:pPr>
+              <w:rPr>
+                <w:rFonts w:ascii="Times New Roman" w:hAnsi="Times New Roman" w:cs="Times New Roman"/>
+                <w:sz w:val="24"/>
+                <w:szCs w:val="24"/>
+              </w:rPr>
+            </w:pPr>
+          </w:p>
+        </w:tc>
+        <w:tc>
+          <w:tcPr>
+            <w:tcW w:w="955" w:type="dxa"/>
+          </w:tcPr>
+          <w:p>
+            <w:pPr>
+              <w:rPr>
+                <w:rFonts w:ascii="Times New Roman" w:hAnsi="Times New Roman" w:cs="Times New Roman"/>
+                <w:sz w:val="24"/>
+                <w:szCs w:val="24"/>
+              </w:rPr>
+            </w:pPr>
+          </w:p>
+        </w:tc>
+        <w:tc>
+          <w:tcPr>
+            <w:tcW w:w="982" w:type="dxa"/>
+          </w:tcPr>
+          <w:p>
+            <w:pPr>
+              <w:rPr>
+                <w:rFonts w:ascii="Times New Roman" w:hAnsi="Times New Roman" w:cs="Times New Roman"/>
+                <w:sz w:val="24"/>
+                <w:szCs w:val="24"/>
+              </w:rPr>
+            </w:pPr>
+          </w:p>
+        </w:tc>
+        <w:tc>
+          <w:tcPr>
+            <w:tcW w:w="938" w:type="dxa"/>
+          </w:tcPr>
+          <w:p>
+            <w:pPr>
+              <w:rPr>
+                <w:rFonts w:ascii="Times New Roman" w:hAnsi="Times New Roman" w:cs="Times New Roman"/>
+                <w:sz w:val="24"/>
+                <w:szCs w:val="24"/>
+              </w:rPr>
+            </w:pPr>
+          </w:p>
+        </w:tc>
+        <w:tc>
+          <w:tcPr>
+            <w:tcW w:w="600" w:type="dxa"/>
+          </w:tcPr>
+          <w:p>
+            <w:pPr>
+              <w:rPr>
+                <w:rFonts w:ascii="Times New Roman" w:hAnsi="Times New Roman" w:cs="Times New Roman"/>
+                <w:sz w:val="24"/>
+                <w:szCs w:val="24"/>
+              </w:rPr>
+            </w:pPr>
+          </w:p>
+        </w:tc>
+        <w:tc>
+          <w:tcPr>
+            <w:tcW w:w="989" w:type="dxa"/>
+          </w:tcPr>
+          <w:p>
+            <w:pPr>
+              <w:rPr>
+                <w:rFonts w:ascii="Times New Roman" w:hAnsi="Times New Roman" w:cs="Times New Roman"/>
+                <w:sz w:val="24"/>
+                <w:szCs w:val="24"/>
+              </w:rPr>
+            </w:pPr>
+          </w:p>
+        </w:tc>
+      </w:tr>
+      <w:tr>
+        <w:tc>
+          <w:tcPr>
+            <w:tcW w:w="1067" w:type="dxa"/>
+          </w:tcPr>
+          <w:p>
+            <w:pPr>
+              <w:rPr>
+                <w:rFonts w:ascii="Times New Roman" w:hAnsi="Times New Roman" w:cs="Times New Roman"/>
+                <w:sz w:val="24"/>
+                <w:szCs w:val="24"/>
+              </w:rPr>
+            </w:pPr>
+          </w:p>
+        </w:tc>
+        <w:tc>
+          <w:tcPr>
+            <w:tcW w:w="242" w:type="dxa"/>
+          </w:tcPr>
+          <w:p>
+            <w:pPr>
+              <w:rPr>
+                <w:rFonts w:ascii="Times New Roman" w:hAnsi="Times New Roman" w:cs="Times New Roman"/>
+                <w:sz w:val="24"/>
+                <w:szCs w:val="24"/>
+              </w:rPr>
+            </w:pPr>
+          </w:p>
+        </w:tc>
+        <w:tc>
+          <w:tcPr>
+            <w:tcW w:w="739" w:type="dxa"/>
+          </w:tcPr>
+          <w:p>
+            <w:pPr>
+              <w:rPr>
+                <w:rFonts w:ascii="Times New Roman" w:hAnsi="Times New Roman" w:cs="Times New Roman"/>
+                <w:sz w:val="24"/>
+                <w:szCs w:val="24"/>
+              </w:rPr>
+            </w:pPr>
+          </w:p>
+        </w:tc>
+        <w:tc>
+          <w:tcPr>
+            <w:tcW w:w="969" w:type="dxa"/>
+          </w:tcPr>
+          <w:p>
+            <w:pPr>
+              <w:rPr>
+                <w:rFonts w:ascii="Times New Roman" w:hAnsi="Times New Roman" w:cs="Times New Roman"/>
+                <w:sz w:val="24"/>
+                <w:szCs w:val="24"/>
+              </w:rPr>
+            </w:pPr>
+          </w:p>
+        </w:tc>
+        <w:tc>
+          <w:tcPr>
+            <w:tcW w:w="969" w:type="dxa"/>
+          </w:tcPr>
+          <w:p>
+            <w:pPr>
+              <w:rPr>
+                <w:rFonts w:ascii="Times New Roman" w:hAnsi="Times New Roman" w:cs="Times New Roman"/>
+                <w:sz w:val="24"/>
+                <w:szCs w:val="24"/>
+              </w:rPr>
+            </w:pPr>
+          </w:p>
+        </w:tc>
+        <w:tc>
+          <w:tcPr>
+            <w:tcW w:w="895" w:type="dxa"/>
+          </w:tcPr>
+          <w:p>
+            <w:pPr>
+              <w:rPr>
+                <w:rFonts w:ascii="Times New Roman" w:hAnsi="Times New Roman" w:cs="Times New Roman"/>
+                <w:sz w:val="24"/>
+                <w:szCs w:val="24"/>
+              </w:rPr>
+            </w:pPr>
+          </w:p>
+        </w:tc>
+        <w:tc>
+          <w:tcPr>
+            <w:tcW w:w="955" w:type="dxa"/>
+          </w:tcPr>
+          <w:p>
+            <w:pPr>
+              <w:rPr>
+                <w:rFonts w:ascii="Times New Roman" w:hAnsi="Times New Roman" w:cs="Times New Roman"/>
+                <w:sz w:val="24"/>
+                <w:szCs w:val="24"/>
+              </w:rPr>
+            </w:pPr>
+          </w:p>
+        </w:tc>
+        <w:tc>
+          <w:tcPr>
+            <w:tcW w:w="982" w:type="dxa"/>
+          </w:tcPr>
+          <w:p>
+            <w:pPr>
+              <w:rPr>
+                <w:rFonts w:ascii="Times New Roman" w:hAnsi="Times New Roman" w:cs="Times New Roman"/>
+                <w:sz w:val="24"/>
+                <w:szCs w:val="24"/>
+              </w:rPr>
+            </w:pPr>
+          </w:p>
+        </w:tc>
+        <w:tc>
+          <w:tcPr>
+            <w:tcW w:w="938" w:type="dxa"/>
+          </w:tcPr>
+          <w:p>
+            <w:pPr>
+              <w:rPr>
+                <w:rFonts w:ascii="Times New Roman" w:hAnsi="Times New Roman" w:cs="Times New Roman"/>
+                <w:sz w:val="24"/>
+                <w:szCs w:val="24"/>
+              </w:rPr>
+            </w:pPr>
+          </w:p>
+        </w:tc>
+        <w:tc>
+          <w:tcPr>
+            <w:tcW w:w="600" w:type="dxa"/>
+          </w:tcPr>
+          <w:p>
+            <w:pPr>
+              <w:rPr>
+                <w:rFonts w:ascii="Times New Roman" w:hAnsi="Times New Roman" w:cs="Times New Roman"/>
+                <w:sz w:val="24"/>
+                <w:szCs w:val="24"/>
+              </w:rPr>
+            </w:pPr>
+          </w:p>
+        </w:tc>
+        <w:tc>
+          <w:tcPr>
+            <w:tcW w:w="989" w:type="dxa"/>
+          </w:tcPr>
+          <w:p>
+            <w:pPr>
+              <w:rPr>
+                <w:rFonts w:ascii="Times New Roman" w:hAnsi="Times New Roman" w:cs="Times New Roman"/>
+                <w:sz w:val="24"/>
+                <w:szCs w:val="24"/>
+              </w:rPr>
+            </w:pPr>
+          </w:p>
+        </w:tc>
+      </w:tr>
+      <w:tr>
+        <w:tc>
+          <w:tcPr>
+            <w:tcW w:w="1067" w:type="dxa"/>
+          </w:tcPr>
+          <w:p>
+            <w:pPr>
+              <w:rPr>
+                <w:rFonts w:ascii="Times New Roman" w:hAnsi="Times New Roman" w:cs="Times New Roman"/>
+                <w:sz w:val="24"/>
+                <w:szCs w:val="24"/>
+              </w:rPr>
+            </w:pPr>
+          </w:p>
+        </w:tc>
+        <w:tc>
+          <w:tcPr>
+            <w:tcW w:w="242" w:type="dxa"/>
+          </w:tcPr>
+          <w:p>
+            <w:pPr>
+              <w:rPr>
+                <w:rFonts w:ascii="Times New Roman" w:hAnsi="Times New Roman" w:cs="Times New Roman"/>
+                <w:sz w:val="24"/>
+                <w:szCs w:val="24"/>
+              </w:rPr>
+            </w:pPr>
+          </w:p>
+        </w:tc>
+        <w:tc>
+          <w:tcPr>
+            <w:tcW w:w="739" w:type="dxa"/>
+          </w:tcPr>
+          <w:p>
+            <w:pPr>
+              <w:rPr>
+                <w:rFonts w:ascii="Times New Roman" w:hAnsi="Times New Roman" w:cs="Times New Roman"/>
+                <w:sz w:val="24"/>
+                <w:szCs w:val="24"/>
+              </w:rPr>
+            </w:pPr>
+          </w:p>
+        </w:tc>
+        <w:tc>
+          <w:tcPr>
+            <w:tcW w:w="969" w:type="dxa"/>
+          </w:tcPr>
+          <w:p>
+            <w:pPr>
+              <w:rPr>
+                <w:rFonts w:ascii="Times New Roman" w:hAnsi="Times New Roman" w:cs="Times New Roman"/>
+                <w:sz w:val="24"/>
+                <w:szCs w:val="24"/>
+              </w:rPr>
+            </w:pPr>
+          </w:p>
+        </w:tc>
+        <w:tc>
+          <w:tcPr>
+            <w:tcW w:w="969" w:type="dxa"/>
+          </w:tcPr>
+          <w:p>
+            <w:pPr>
+              <w:rPr>
+                <w:rFonts w:ascii="Times New Roman" w:hAnsi="Times New Roman" w:cs="Times New Roman"/>
+                <w:sz w:val="24"/>
+                <w:szCs w:val="24"/>
+              </w:rPr>
+            </w:pPr>
+          </w:p>
+        </w:tc>
+        <w:tc>
+          <w:tcPr>
+            <w:tcW w:w="895" w:type="dxa"/>
+          </w:tcPr>
+          <w:p>
+            <w:pPr>
+              <w:rPr>
+                <w:rFonts w:ascii="Times New Roman" w:hAnsi="Times New Roman" w:cs="Times New Roman"/>
+                <w:sz w:val="24"/>
+                <w:szCs w:val="24"/>
+              </w:rPr>
+            </w:pPr>
+          </w:p>
+        </w:tc>
+        <w:tc>
+          <w:tcPr>
+            <w:tcW w:w="955" w:type="dxa"/>
+          </w:tcPr>
+          <w:p>
+            <w:pPr>
+              <w:rPr>
+                <w:rFonts w:ascii="Times New Roman" w:hAnsi="Times New Roman" w:cs="Times New Roman"/>
+                <w:sz w:val="24"/>
+                <w:szCs w:val="24"/>
+              </w:rPr>
+            </w:pPr>
+          </w:p>
+        </w:tc>
+        <w:tc>
+          <w:tcPr>
+            <w:tcW w:w="982" w:type="dxa"/>
+          </w:tcPr>
+          <w:p>
+            <w:pPr>
+              <w:rPr>
+                <w:rFonts w:ascii="Times New Roman" w:hAnsi="Times New Roman" w:cs="Times New Roman"/>
+                <w:sz w:val="24"/>
+                <w:szCs w:val="24"/>
+              </w:rPr>
+            </w:pPr>
+          </w:p>
+        </w:tc>
+        <w:tc>
+          <w:tcPr>
+            <w:tcW w:w="938" w:type="dxa"/>
+          </w:tcPr>
+          <w:p>
+            <w:pPr>
+              <w:rPr>
+                <w:rFonts w:ascii="Times New Roman" w:hAnsi="Times New Roman" w:cs="Times New Roman"/>
+                <w:sz w:val="24"/>
+                <w:szCs w:val="24"/>
+              </w:rPr>
+            </w:pPr>
+          </w:p>
+        </w:tc>
+        <w:tc>
+          <w:tcPr>
+            <w:tcW w:w="600" w:type="dxa"/>
+          </w:tcPr>
+          <w:p>
+            <w:pPr>
+              <w:rPr>
+                <w:rFonts w:ascii="Times New Roman" w:hAnsi="Times New Roman" w:cs="Times New Roman"/>
+                <w:sz w:val="24"/>
+                <w:szCs w:val="24"/>
+              </w:rPr>
+            </w:pPr>
+          </w:p>
+        </w:tc>
+        <w:tc>
+          <w:tcPr>
+            <w:tcW w:w="989" w:type="dxa"/>
+          </w:tcPr>
+          <w:p>
+            <w:pPr>
+              <w:rPr>
+                <w:rFonts w:ascii="Times New Roman" w:hAnsi="Times New Roman" w:cs="Times New Roman"/>
+                <w:sz w:val="24"/>
+                <w:szCs w:val="24"/>
+              </w:rPr>
+            </w:pPr>
+          </w:p>
+        </w:tc>
+      </w:tr>
+      <w:tr>
+        <w:tc>
+          <w:tcPr>
+            <w:tcW w:w="1067" w:type="dxa"/>
+          </w:tcPr>
+          <w:p>
+            <w:pPr>
+              <w:rPr>
+                <w:rFonts w:ascii="Times New Roman" w:hAnsi="Times New Roman" w:cs="Times New Roman"/>
+                <w:sz w:val="24"/>
+                <w:szCs w:val="24"/>
+              </w:rPr>
+            </w:pPr>
+          </w:p>
+        </w:tc>
+        <w:tc>
+          <w:tcPr>
+            <w:tcW w:w="242" w:type="dxa"/>
+          </w:tcPr>
+          <w:p>
+            <w:pPr>
+              <w:rPr>
+                <w:rFonts w:ascii="Times New Roman" w:hAnsi="Times New Roman" w:cs="Times New Roman"/>
+                <w:sz w:val="24"/>
+                <w:szCs w:val="24"/>
+              </w:rPr>
+            </w:pPr>
+          </w:p>
+        </w:tc>
+        <w:tc>
+          <w:tcPr>
+            <w:tcW w:w="739" w:type="dxa"/>
+          </w:tcPr>
+          <w:p>
+            <w:pPr>
+              <w:rPr>
+                <w:rFonts w:ascii="Times New Roman" w:hAnsi="Times New Roman" w:cs="Times New Roman"/>
+                <w:sz w:val="24"/>
+                <w:szCs w:val="24"/>
+              </w:rPr>
+            </w:pPr>
+          </w:p>
+        </w:tc>
+        <w:tc>
+          <w:tcPr>
+            <w:tcW w:w="969" w:type="dxa"/>
+          </w:tcPr>
+          <w:p>
+            <w:pPr>
+              <w:rPr>
+                <w:rFonts w:ascii="Times New Roman" w:hAnsi="Times New Roman" w:cs="Times New Roman"/>
+                <w:sz w:val="24"/>
+                <w:szCs w:val="24"/>
+              </w:rPr>
+            </w:pPr>
+          </w:p>
+        </w:tc>
+        <w:tc>
+          <w:tcPr>
+            <w:tcW w:w="969" w:type="dxa"/>
+          </w:tcPr>
+          <w:p>
+            <w:pPr>
+              <w:rPr>
+                <w:rFonts w:ascii="Times New Roman" w:hAnsi="Times New Roman" w:cs="Times New Roman"/>
+                <w:sz w:val="24"/>
+                <w:szCs w:val="24"/>
+              </w:rPr>
+            </w:pPr>
+          </w:p>
+        </w:tc>
+        <w:tc>
+          <w:tcPr>
+            <w:tcW w:w="895" w:type="dxa"/>
+          </w:tcPr>
+          <w:p>
+            <w:pPr>
+              <w:rPr>
+                <w:rFonts w:ascii="Times New Roman" w:hAnsi="Times New Roman" w:cs="Times New Roman"/>
+                <w:sz w:val="24"/>
+                <w:szCs w:val="24"/>
+              </w:rPr>
+            </w:pPr>
+          </w:p>
+        </w:tc>
+        <w:tc>
+          <w:tcPr>
+            <w:tcW w:w="955" w:type="dxa"/>
+          </w:tcPr>
+          <w:p>
+            <w:pPr>
+              <w:rPr>
+                <w:rFonts w:ascii="Times New Roman" w:hAnsi="Times New Roman" w:cs="Times New Roman"/>
+                <w:sz w:val="24"/>
+                <w:szCs w:val="24"/>
+              </w:rPr>
+            </w:pPr>
+          </w:p>
+        </w:tc>
+        <w:tc>
+          <w:tcPr>
+            <w:tcW w:w="982" w:type="dxa"/>
+          </w:tcPr>
+          <w:p>
+            <w:pPr>
+              <w:rPr>
+                <w:rFonts w:ascii="Times New Roman" w:hAnsi="Times New Roman" w:cs="Times New Roman"/>
+                <w:sz w:val="24"/>
+                <w:szCs w:val="24"/>
+              </w:rPr>
+            </w:pPr>
+          </w:p>
+        </w:tc>
+        <w:tc>
+          <w:tcPr>
+            <w:tcW w:w="938" w:type="dxa"/>
+          </w:tcPr>
+          <w:p>
+            <w:pPr>
+              <w:rPr>
+                <w:rFonts w:ascii="Times New Roman" w:hAnsi="Times New Roman" w:cs="Times New Roman"/>
+                <w:sz w:val="24"/>
+                <w:szCs w:val="24"/>
+              </w:rPr>
+            </w:pPr>
+          </w:p>
+        </w:tc>
+        <w:tc>
+          <w:tcPr>
+            <w:tcW w:w="600" w:type="dxa"/>
+          </w:tcPr>
+          <w:p>
+            <w:pPr>
+              <w:rPr>
+                <w:rFonts w:ascii="Times New Roman" w:hAnsi="Times New Roman" w:cs="Times New Roman"/>
+                <w:sz w:val="24"/>
+                <w:szCs w:val="24"/>
+              </w:rPr>
+            </w:pPr>
+          </w:p>
+        </w:tc>
+        <w:tc>
+          <w:tcPr>
+            <w:tcW w:w="989" w:type="dxa"/>
+          </w:tcPr>
+          <w:p>
+            <w:pPr>
+              <w:rPr>
+                <w:rFonts w:ascii="Times New Roman" w:hAnsi="Times New Roman" w:cs="Times New Roman"/>
+                <w:sz w:val="24"/>
+                <w:szCs w:val="24"/>
+              </w:rPr>
+            </w:pPr>
+          </w:p>
+        </w:tc>
+      </w:tr>
+    </w:tbl>
+    <w:p>
+      <w:pPr>
+        <w:rPr>
+          <w:rFonts w:ascii="Times New Roman" w:hAnsi="Times New Roman" w:cs="Times New Roman"/>
+          <w:sz w:val="24"/>
+          <w:szCs w:val="24"/>
+        </w:rPr>
+      </w:pPr>
+    </w:p>
     <w:sectPr>
       <w:pgSz w:w="11906" w:h="16838"/>
       <w:pgMar w:top="1134" w:right="850" w:bottom="1134" w:left="1701" w:header="708" w:footer="708" w:gutter="0"/>
@@ -3750,7 +5373,7 @@
 </file>
 
 <file path=word/styles.xml><?xml version="1.0" encoding="utf-8"?>
-<w:styles xmlns:mc="http://schemas.openxmlformats.org/markup-compatibility/2006" xmlns:r="http://schemas.openxmlformats.org/officeDocument/2006/relationships" xmlns:w="http://schemas.openxmlformats.org/wordprocessingml/2006/main" xmlns:w14="http://schemas.microsoft.com/office/word/2010/wordml" xmlns:w15="http://schemas.microsoft.com/office/word/2012/wordml" xmlns:w16se="http://schemas.microsoft.com/office/word/2015/wordml/symex" mc:Ignorable="w14 w15 w16se">
+<w:styles xmlns:mc="http://schemas.openxmlformats.org/markup-compatibility/2006" xmlns:r="http://schemas.openxmlformats.org/officeDocument/2006/relationships" xmlns:w="http://schemas.openxmlformats.org/wordprocessingml/2006/main" xmlns:w14="http://schemas.microsoft.com/office/word/2010/wordml" xmlns:w15="http://schemas.microsoft.com/office/word/2012/wordml" xmlns:w16cex="http://schemas.microsoft.com/office/word/2018/wordml/cex" xmlns:w16cid="http://schemas.microsoft.com/office/word/2016/wordml/cid" xmlns:w16="http://schemas.microsoft.com/office/word/2018/wordml" xmlns:w16sdtdh="http://schemas.microsoft.com/office/word/2020/wordml/sdtdatahash" xmlns:w16se="http://schemas.microsoft.com/office/word/2015/wordml/symex" mc:Ignorable="w14 w15 w16se w16cid w16 w16cex w16sdtdh">
   <w:docDefaults>
     <w:rPrDefault>
       <w:rPr>
@@ -3766,7 +5389,7 @@
       </w:pPr>
     </w:pPrDefault>
   </w:docDefaults>
-  <w:latentStyles w:defLockedState="0" w:defUIPriority="99" w:defSemiHidden="0" w:defUnhideWhenUsed="0" w:defQFormat="0" w:count="371">
+  <w:latentStyles w:defLockedState="0" w:defUIPriority="99" w:defSemiHidden="0" w:defUnhideWhenUsed="0" w:defQFormat="0" w:count="376">
     <w:lsdException w:name="Normal" w:uiPriority="0" w:qFormat="1"/>
     <w:lsdException w:name="heading 1" w:uiPriority="9" w:qFormat="1"/>
     <w:lsdException w:name="heading 2" w:semiHidden="1" w:uiPriority="9" w:unhideWhenUsed="1" w:qFormat="1"/>
@@ -3872,7 +5495,6 @@
     <w:lsdException w:name="HTML Sample" w:semiHidden="1" w:unhideWhenUsed="1"/>
     <w:lsdException w:name="HTML Typewriter" w:semiHidden="1" w:unhideWhenUsed="1"/>
     <w:lsdException w:name="HTML Variable" w:semiHidden="1" w:unhideWhenUsed="1"/>
-    <w:lsdException w:name="Normal Table" w:semiHidden="1" w:unhideWhenUsed="1"/>
     <w:lsdException w:name="annotation subject" w:semiHidden="1" w:unhideWhenUsed="1"/>
     <w:lsdException w:name="No List" w:semiHidden="1" w:unhideWhenUsed="1"/>
     <w:lsdException w:name="Outline List 1" w:semiHidden="1" w:unhideWhenUsed="1"/>
@@ -3915,11 +5537,8 @@
     <w:lsdException w:name="Table Contemporary" w:semiHidden="1" w:unhideWhenUsed="1"/>
     <w:lsdException w:name="Table Elegant" w:semiHidden="1" w:unhideWhenUsed="1"/>
     <w:lsdException w:name="Table Professional" w:semiHidden="1" w:unhideWhenUsed="1"/>
-    <w:lsdException w:name="Table Subtle 1" w:semiHidden="1" w:unhideWhenUsed="1"/>
     <w:lsdException w:name="Table Subtle 2" w:semiHidden="1" w:unhideWhenUsed="1"/>
     <w:lsdException w:name="Table Web 1" w:semiHidden="1" w:unhideWhenUsed="1"/>
-    <w:lsdException w:name="Table Web 2" w:semiHidden="1" w:unhideWhenUsed="1"/>
-    <w:lsdException w:name="Table Web 3" w:semiHidden="1" w:unhideWhenUsed="1"/>
     <w:lsdException w:name="Balloon Text" w:semiHidden="1" w:unhideWhenUsed="1"/>
     <w:lsdException w:name="Table Grid" w:uiPriority="39"/>
     <w:lsdException w:name="Table Theme" w:semiHidden="1" w:unhideWhenUsed="1"/>
@@ -4138,6 +5757,11 @@
     <w:lsdException w:name="List Table 5 Dark Accent 6" w:uiPriority="50"/>
     <w:lsdException w:name="List Table 6 Colorful Accent 6" w:uiPriority="51"/>
     <w:lsdException w:name="List Table 7 Colorful Accent 6" w:uiPriority="52"/>
+    <w:lsdException w:name="Mention" w:semiHidden="1" w:unhideWhenUsed="1"/>
+    <w:lsdException w:name="Smart Hyperlink" w:semiHidden="1" w:unhideWhenUsed="1"/>
+    <w:lsdException w:name="Hashtag" w:semiHidden="1" w:unhideWhenUsed="1"/>
+    <w:lsdException w:name="Unresolved Mention" w:semiHidden="1" w:unhideWhenUsed="1"/>
+    <w:lsdException w:name="Smart Link" w:semiHidden="1" w:unhideWhenUsed="1"/>
   </w:latentStyles>
   <w:style w:type="paragraph" w:default="1" w:styleId="a">
     <w:name w:val="Normal"/>
